--- a/docs/需求与设计/需求规格说明书 _v2.0.docx
+++ b/docs/需求与设计/需求规格说明书 _v2.0.docx
@@ -27,7 +27,7 @@
       <w:bookmarkStart w:id="2" w:name="_Toc193270258"/>
       <w:bookmarkStart w:id="3" w:name="_Toc194479170"/>
       <w:bookmarkStart w:id="4" w:name="_Toc194482023"/>
-      <w:bookmarkStart w:id="5" w:name="_Toc226539463"/>
+      <w:bookmarkStart w:id="5" w:name="_Toc228884450"/>
       <w:r>
         <w:rPr>
           <w:rFonts w:ascii="黑体" w:eastAsia="黑体" w:hAnsi="黑体" w:hint="eastAsia"/>
@@ -347,7 +347,25 @@
           <w:sz w:val="24"/>
           <w:u w:val="single"/>
         </w:rPr>
-        <w:t xml:space="preserve">               唐秦伟   2023141461172          </w:t>
+        <w:t xml:space="preserve">               </w:t>
+      </w:r>
+      <w:proofErr w:type="gramStart"/>
+      <w:r>
+        <w:rPr>
+          <w:rFonts w:ascii="宋体" w:hAnsi="宋体" w:hint="eastAsia"/>
+          <w:sz w:val="24"/>
+          <w:u w:val="single"/>
+        </w:rPr>
+        <w:t>唐秦伟</w:t>
+      </w:r>
+      <w:proofErr w:type="gramEnd"/>
+      <w:r>
+        <w:rPr>
+          <w:rFonts w:ascii="宋体" w:hAnsi="宋体" w:hint="eastAsia"/>
+          <w:sz w:val="24"/>
+          <w:u w:val="single"/>
+        </w:rPr>
+        <w:t xml:space="preserve">   2023141461172          </w:t>
       </w:r>
     </w:p>
     <w:p>
@@ -368,7 +386,25 @@
           <w:sz w:val="24"/>
           <w:u w:val="single"/>
         </w:rPr>
-        <w:t xml:space="preserve">               周信杰   2023141461169            </w:t>
+        <w:t xml:space="preserve">               </w:t>
+      </w:r>
+      <w:proofErr w:type="gramStart"/>
+      <w:r>
+        <w:rPr>
+          <w:rFonts w:ascii="宋体" w:hAnsi="宋体" w:hint="eastAsia"/>
+          <w:sz w:val="24"/>
+          <w:u w:val="single"/>
+        </w:rPr>
+        <w:t>周信杰</w:t>
+      </w:r>
+      <w:proofErr w:type="gramEnd"/>
+      <w:r>
+        <w:rPr>
+          <w:rFonts w:ascii="宋体" w:hAnsi="宋体" w:hint="eastAsia"/>
+          <w:sz w:val="24"/>
+          <w:u w:val="single"/>
+        </w:rPr>
+        <w:t xml:space="preserve">   2023141461169            </w:t>
       </w:r>
     </w:p>
     <w:p>
@@ -573,11 +609,11 @@
       <w:r>
         <w:fldChar w:fldCharType="separate"/>
       </w:r>
-      <w:hyperlink w:anchor="_Toc226539463" w:history="1">
+      <w:hyperlink w:anchor="_Toc228884450" w:history="1">
         <w:r>
           <w:rPr>
             <w:rStyle w:val="ad"/>
-            <w:rFonts w:ascii="黑体" w:eastAsia="黑体" w:hAnsi="黑体" w:hint="eastAsia"/>
+            <w:rFonts w:ascii="黑体" w:eastAsia="黑体" w:hAnsi="黑体"/>
             <w:noProof/>
           </w:rPr>
           <w:t xml:space="preserve">GIMP AI Mentor </w:t>
@@ -585,7 +621,7 @@
         <w:r>
           <w:rPr>
             <w:rStyle w:val="ad"/>
-            <w:rFonts w:ascii="黑体" w:eastAsia="黑体" w:hAnsi="黑体" w:cs="黑体" w:hint="eastAsia"/>
+            <w:rFonts w:ascii="黑体" w:eastAsia="黑体" w:hAnsi="黑体" w:cs="黑体"/>
             <w:noProof/>
           </w:rPr>
           <w:t>需求</w:t>
@@ -593,7 +629,7 @@
         <w:r>
           <w:rPr>
             <w:rStyle w:val="ad"/>
-            <w:rFonts w:ascii="黑体" w:eastAsia="黑体" w:hAnsi="黑体" w:hint="eastAsia"/>
+            <w:rFonts w:ascii="黑体" w:eastAsia="黑体" w:hAnsi="黑体"/>
             <w:noProof/>
           </w:rPr>
           <w:t>规格说明书</w:t>
@@ -623,7 +659,7 @@
           <w:rPr>
             <w:noProof/>
           </w:rPr>
-          <w:instrText>PAGEREF _Toc226539463 \h</w:instrText>
+          <w:instrText>PAGEREF _Toc228884450 \h</w:instrText>
         </w:r>
         <w:r>
           <w:rPr>
@@ -677,11 +713,11 @@
           <w14:ligatures w14:val="standardContextual"/>
         </w:rPr>
       </w:pPr>
-      <w:hyperlink w:anchor="_Toc226539464" w:history="1">
+      <w:hyperlink w:anchor="_Toc228884451" w:history="1">
         <w:r>
           <w:rPr>
             <w:rStyle w:val="ad"/>
-            <w:rFonts w:ascii="黑体" w:eastAsia="黑体" w:hAnsi="黑体" w:cs="黑体" w:hint="eastAsia"/>
+            <w:rFonts w:ascii="黑体" w:eastAsia="黑体" w:hAnsi="黑体" w:cs="黑体"/>
             <w:noProof/>
           </w:rPr>
           <w:t>1.概述</w:t>
@@ -711,7 +747,7 @@
           <w:rPr>
             <w:noProof/>
           </w:rPr>
-          <w:instrText>PAGEREF _Toc226539464 \h</w:instrText>
+          <w:instrText>PAGEREF _Toc228884451 \h</w:instrText>
         </w:r>
         <w:r>
           <w:rPr>
@@ -763,41 +799,40 @@
           <w14:ligatures w14:val="standardContextual"/>
         </w:rPr>
       </w:pPr>
-      <w:hyperlink w:anchor="_Toc226539465" w:history="1">
+      <w:hyperlink w:anchor="_Toc228884452" w:history="1">
         <w:r>
           <w:rPr>
             <w:rStyle w:val="ad"/>
+            <w:noProof/>
+          </w:rPr>
+          <w:t>1.1 系统概述</w:t>
+        </w:r>
+        <w:r>
+          <w:rPr>
             <w:rFonts w:hint="eastAsia"/>
             <w:noProof/>
           </w:rPr>
-          <w:t>1.1 系统概述</w:t>
+          <w:tab/>
         </w:r>
         <w:r>
           <w:rPr>
             <w:rFonts w:hint="eastAsia"/>
             <w:noProof/>
           </w:rPr>
-          <w:tab/>
+          <w:fldChar w:fldCharType="begin"/>
         </w:r>
         <w:r>
           <w:rPr>
             <w:rFonts w:hint="eastAsia"/>
             <w:noProof/>
           </w:rPr>
-          <w:fldChar w:fldCharType="begin"/>
-        </w:r>
-        <w:r>
-          <w:rPr>
-            <w:rFonts w:hint="eastAsia"/>
-            <w:noProof/>
-          </w:rPr>
           <w:instrText xml:space="preserve"> </w:instrText>
         </w:r>
         <w:r>
           <w:rPr>
             <w:noProof/>
           </w:rPr>
-          <w:instrText>PAGEREF _Toc226539465 \h</w:instrText>
+          <w:instrText>PAGEREF _Toc228884452 \h</w:instrText>
         </w:r>
         <w:r>
           <w:rPr>
@@ -849,28 +884,40 @@
           <w14:ligatures w14:val="standardContextual"/>
         </w:rPr>
       </w:pPr>
-      <w:hyperlink w:anchor="_Toc226539466" w:history="1">
+      <w:hyperlink w:anchor="_Toc228884453" w:history="1">
         <w:r>
           <w:rPr>
             <w:rStyle w:val="ad"/>
+            <w:noProof/>
+          </w:rPr>
+          <w:t>1.2 产品视角</w:t>
+        </w:r>
+        <w:r>
+          <w:rPr>
             <w:rFonts w:hint="eastAsia"/>
             <w:noProof/>
           </w:rPr>
-          <w:t>1.2 产品视角</w:t>
+          <w:tab/>
         </w:r>
         <w:r>
           <w:rPr>
             <w:rFonts w:hint="eastAsia"/>
             <w:noProof/>
           </w:rPr>
-          <w:tab/>
+          <w:fldChar w:fldCharType="begin"/>
         </w:r>
         <w:r>
           <w:rPr>
             <w:rFonts w:hint="eastAsia"/>
             <w:noProof/>
           </w:rPr>
-          <w:fldChar w:fldCharType="begin"/>
+          <w:instrText xml:space="preserve"> </w:instrText>
+        </w:r>
+        <w:r>
+          <w:rPr>
+            <w:noProof/>
+          </w:rPr>
+          <w:instrText>PAGEREF _Toc228884453 \h</w:instrText>
         </w:r>
         <w:r>
           <w:rPr>
@@ -881,35 +928,22 @@
         </w:r>
         <w:r>
           <w:rPr>
-            <w:noProof/>
-          </w:rPr>
-          <w:instrText>PAGEREF _Toc226539466 \h</w:instrText>
-        </w:r>
-        <w:r>
-          <w:rPr>
             <w:rFonts w:hint="eastAsia"/>
             <w:noProof/>
           </w:rPr>
-          <w:instrText xml:space="preserve"> </w:instrText>
         </w:r>
         <w:r>
           <w:rPr>
             <w:rFonts w:hint="eastAsia"/>
             <w:noProof/>
           </w:rPr>
-        </w:r>
-        <w:r>
-          <w:rPr>
-            <w:rFonts w:hint="eastAsia"/>
-            <w:noProof/>
-          </w:rPr>
           <w:fldChar w:fldCharType="separate"/>
         </w:r>
         <w:r>
           <w:rPr>
             <w:noProof/>
           </w:rPr>
-          <w:t>3</w:t>
+          <w:t>4</w:t>
         </w:r>
         <w:r>
           <w:rPr>
@@ -935,28 +969,40 @@
           <w14:ligatures w14:val="standardContextual"/>
         </w:rPr>
       </w:pPr>
-      <w:hyperlink w:anchor="_Toc226539467" w:history="1">
+      <w:hyperlink w:anchor="_Toc228884454" w:history="1">
         <w:r>
           <w:rPr>
             <w:rStyle w:val="ad"/>
+            <w:noProof/>
+          </w:rPr>
+          <w:t>1.3 产品功能概述</w:t>
+        </w:r>
+        <w:r>
+          <w:rPr>
             <w:rFonts w:hint="eastAsia"/>
             <w:noProof/>
           </w:rPr>
-          <w:t>1.3 产品功能概述</w:t>
+          <w:tab/>
         </w:r>
         <w:r>
           <w:rPr>
             <w:rFonts w:hint="eastAsia"/>
             <w:noProof/>
           </w:rPr>
-          <w:tab/>
+          <w:fldChar w:fldCharType="begin"/>
         </w:r>
         <w:r>
           <w:rPr>
             <w:rFonts w:hint="eastAsia"/>
             <w:noProof/>
           </w:rPr>
-          <w:fldChar w:fldCharType="begin"/>
+          <w:instrText xml:space="preserve"> </w:instrText>
+        </w:r>
+        <w:r>
+          <w:rPr>
+            <w:noProof/>
+          </w:rPr>
+          <w:instrText>PAGEREF _Toc228884454 \h</w:instrText>
         </w:r>
         <w:r>
           <w:rPr>
@@ -967,35 +1013,22 @@
         </w:r>
         <w:r>
           <w:rPr>
-            <w:noProof/>
-          </w:rPr>
-          <w:instrText>PAGEREF _Toc226539467 \h</w:instrText>
-        </w:r>
-        <w:r>
-          <w:rPr>
             <w:rFonts w:hint="eastAsia"/>
             <w:noProof/>
           </w:rPr>
-          <w:instrText xml:space="preserve"> </w:instrText>
         </w:r>
         <w:r>
           <w:rPr>
             <w:rFonts w:hint="eastAsia"/>
             <w:noProof/>
           </w:rPr>
-        </w:r>
-        <w:r>
-          <w:rPr>
-            <w:rFonts w:hint="eastAsia"/>
-            <w:noProof/>
-          </w:rPr>
           <w:fldChar w:fldCharType="separate"/>
         </w:r>
         <w:r>
           <w:rPr>
             <w:noProof/>
           </w:rPr>
-          <w:t>4</w:t>
+          <w:t>5</w:t>
         </w:r>
         <w:r>
           <w:rPr>
@@ -1021,41 +1054,40 @@
           <w14:ligatures w14:val="standardContextual"/>
         </w:rPr>
       </w:pPr>
-      <w:hyperlink w:anchor="_Toc226539468" w:history="1">
+      <w:hyperlink w:anchor="_Toc228884455" w:history="1">
         <w:r>
           <w:rPr>
             <w:rStyle w:val="ad"/>
+            <w:noProof/>
+          </w:rPr>
+          <w:t>1.4 产品定位</w:t>
+        </w:r>
+        <w:r>
+          <w:rPr>
             <w:rFonts w:hint="eastAsia"/>
             <w:noProof/>
           </w:rPr>
-          <w:t>1.4 产品定位</w:t>
+          <w:tab/>
         </w:r>
         <w:r>
           <w:rPr>
             <w:rFonts w:hint="eastAsia"/>
             <w:noProof/>
           </w:rPr>
-          <w:tab/>
+          <w:fldChar w:fldCharType="begin"/>
         </w:r>
         <w:r>
           <w:rPr>
             <w:rFonts w:hint="eastAsia"/>
             <w:noProof/>
           </w:rPr>
-          <w:fldChar w:fldCharType="begin"/>
-        </w:r>
-        <w:r>
-          <w:rPr>
-            <w:rFonts w:hint="eastAsia"/>
-            <w:noProof/>
-          </w:rPr>
           <w:instrText xml:space="preserve"> </w:instrText>
         </w:r>
         <w:r>
           <w:rPr>
             <w:noProof/>
           </w:rPr>
-          <w:instrText>PAGEREF _Toc226539468 \h</w:instrText>
+          <w:instrText>PAGEREF _Toc228884455 \h</w:instrText>
         </w:r>
         <w:r>
           <w:rPr>
@@ -1109,11 +1141,11 @@
           <w14:ligatures w14:val="standardContextual"/>
         </w:rPr>
       </w:pPr>
-      <w:hyperlink w:anchor="_Toc226539469" w:history="1">
+      <w:hyperlink w:anchor="_Toc228884456" w:history="1">
         <w:r>
           <w:rPr>
             <w:rStyle w:val="ad"/>
-            <w:rFonts w:ascii="黑体" w:eastAsia="黑体" w:hAnsi="黑体" w:cs="黑体" w:hint="eastAsia"/>
+            <w:rFonts w:ascii="黑体" w:eastAsia="黑体" w:hAnsi="黑体" w:cs="黑体"/>
             <w:noProof/>
           </w:rPr>
           <w:t>2.功能性需求</w:t>
@@ -1143,7 +1175,7 @@
           <w:rPr>
             <w:noProof/>
           </w:rPr>
-          <w:instrText>PAGEREF _Toc226539469 \h</w:instrText>
+          <w:instrText>PAGEREF _Toc228884456 \h</w:instrText>
         </w:r>
         <w:r>
           <w:rPr>
@@ -1169,7 +1201,7 @@
           <w:rPr>
             <w:noProof/>
           </w:rPr>
-          <w:t>7</w:t>
+          <w:t>8</w:t>
         </w:r>
         <w:r>
           <w:rPr>
@@ -1197,11 +1229,11 @@
           <w14:ligatures w14:val="standardContextual"/>
         </w:rPr>
       </w:pPr>
-      <w:hyperlink w:anchor="_Toc226539470" w:history="1">
+      <w:hyperlink w:anchor="_Toc228884457" w:history="1">
         <w:r>
           <w:rPr>
             <w:rStyle w:val="ad"/>
-            <w:rFonts w:ascii="黑体" w:eastAsia="黑体" w:hAnsi="黑体" w:cs="黑体" w:hint="eastAsia"/>
+            <w:rFonts w:ascii="黑体" w:eastAsia="黑体" w:hAnsi="黑体" w:cs="黑体"/>
             <w:noProof/>
           </w:rPr>
           <w:t>3.性能需求</w:t>
@@ -1231,7 +1263,7 @@
           <w:rPr>
             <w:noProof/>
           </w:rPr>
-          <w:instrText>PAGEREF _Toc226539470 \h</w:instrText>
+          <w:instrText>PAGEREF _Toc228884457 \h</w:instrText>
         </w:r>
         <w:r>
           <w:rPr>
@@ -1257,7 +1289,7 @@
           <w:rPr>
             <w:noProof/>
           </w:rPr>
-          <w:t>7</w:t>
+          <w:t>10</w:t>
         </w:r>
         <w:r>
           <w:rPr>
@@ -1283,28 +1315,40 @@
           <w14:ligatures w14:val="standardContextual"/>
         </w:rPr>
       </w:pPr>
-      <w:hyperlink w:anchor="_Toc226539471" w:history="1">
+      <w:hyperlink w:anchor="_Toc228884458" w:history="1">
         <w:r>
           <w:rPr>
             <w:rStyle w:val="ad"/>
+            <w:noProof/>
+          </w:rPr>
+          <w:t>3.1、整体性能核心要求</w:t>
+        </w:r>
+        <w:r>
+          <w:rPr>
             <w:rFonts w:hint="eastAsia"/>
             <w:noProof/>
           </w:rPr>
-          <w:t>3.1、整体性能核心要求</w:t>
+          <w:tab/>
         </w:r>
         <w:r>
           <w:rPr>
             <w:rFonts w:hint="eastAsia"/>
             <w:noProof/>
           </w:rPr>
-          <w:tab/>
+          <w:fldChar w:fldCharType="begin"/>
         </w:r>
         <w:r>
           <w:rPr>
             <w:rFonts w:hint="eastAsia"/>
             <w:noProof/>
           </w:rPr>
-          <w:fldChar w:fldCharType="begin"/>
+          <w:instrText xml:space="preserve"> </w:instrText>
+        </w:r>
+        <w:r>
+          <w:rPr>
+            <w:noProof/>
+          </w:rPr>
+          <w:instrText>PAGEREF _Toc228884458 \h</w:instrText>
         </w:r>
         <w:r>
           <w:rPr>
@@ -1315,35 +1359,22 @@
         </w:r>
         <w:r>
           <w:rPr>
-            <w:noProof/>
-          </w:rPr>
-          <w:instrText>PAGEREF _Toc226539471 \h</w:instrText>
-        </w:r>
-        <w:r>
-          <w:rPr>
             <w:rFonts w:hint="eastAsia"/>
             <w:noProof/>
           </w:rPr>
-          <w:instrText xml:space="preserve"> </w:instrText>
         </w:r>
         <w:r>
           <w:rPr>
             <w:rFonts w:hint="eastAsia"/>
             <w:noProof/>
           </w:rPr>
-        </w:r>
-        <w:r>
-          <w:rPr>
-            <w:rFonts w:hint="eastAsia"/>
-            <w:noProof/>
-          </w:rPr>
           <w:fldChar w:fldCharType="separate"/>
         </w:r>
         <w:r>
           <w:rPr>
             <w:noProof/>
           </w:rPr>
-          <w:t>7</w:t>
+          <w:t>10</w:t>
         </w:r>
         <w:r>
           <w:rPr>
@@ -1369,28 +1400,40 @@
           <w14:ligatures w14:val="standardContextual"/>
         </w:rPr>
       </w:pPr>
-      <w:hyperlink w:anchor="_Toc226539472" w:history="1">
+      <w:hyperlink w:anchor="_Toc228884459" w:history="1">
         <w:r>
           <w:rPr>
             <w:rStyle w:val="ad"/>
+            <w:noProof/>
+          </w:rPr>
+          <w:t>3.2、各功能模块性能指标</w:t>
+        </w:r>
+        <w:r>
+          <w:rPr>
             <w:rFonts w:hint="eastAsia"/>
             <w:noProof/>
           </w:rPr>
-          <w:t>3.2、各功能模块性能指标</w:t>
+          <w:tab/>
         </w:r>
         <w:r>
           <w:rPr>
             <w:rFonts w:hint="eastAsia"/>
             <w:noProof/>
           </w:rPr>
-          <w:tab/>
+          <w:fldChar w:fldCharType="begin"/>
         </w:r>
         <w:r>
           <w:rPr>
             <w:rFonts w:hint="eastAsia"/>
             <w:noProof/>
           </w:rPr>
-          <w:fldChar w:fldCharType="begin"/>
+          <w:instrText xml:space="preserve"> </w:instrText>
+        </w:r>
+        <w:r>
+          <w:rPr>
+            <w:noProof/>
+          </w:rPr>
+          <w:instrText>PAGEREF _Toc228884459 \h</w:instrText>
         </w:r>
         <w:r>
           <w:rPr>
@@ -1401,35 +1444,22 @@
         </w:r>
         <w:r>
           <w:rPr>
-            <w:noProof/>
-          </w:rPr>
-          <w:instrText>PAGEREF _Toc226539472 \h</w:instrText>
-        </w:r>
-        <w:r>
-          <w:rPr>
             <w:rFonts w:hint="eastAsia"/>
             <w:noProof/>
           </w:rPr>
-          <w:instrText xml:space="preserve"> </w:instrText>
         </w:r>
         <w:r>
           <w:rPr>
             <w:rFonts w:hint="eastAsia"/>
             <w:noProof/>
           </w:rPr>
-        </w:r>
-        <w:r>
-          <w:rPr>
-            <w:rFonts w:hint="eastAsia"/>
-            <w:noProof/>
-          </w:rPr>
           <w:fldChar w:fldCharType="separate"/>
         </w:r>
         <w:r>
           <w:rPr>
             <w:noProof/>
           </w:rPr>
-          <w:t>7</w:t>
+          <w:t>11</w:t>
         </w:r>
         <w:r>
           <w:rPr>
@@ -1456,11 +1486,11 @@
           <w14:ligatures w14:val="standardContextual"/>
         </w:rPr>
       </w:pPr>
-      <w:hyperlink w:anchor="_Toc226539473" w:history="1">
+      <w:hyperlink w:anchor="_Toc228884460" w:history="1">
         <w:r>
           <w:rPr>
             <w:rStyle w:val="ad"/>
-            <w:rFonts w:ascii="黑体" w:eastAsia="黑体" w:hAnsi="黑体" w:hint="eastAsia"/>
+            <w:rFonts w:ascii="黑体" w:eastAsia="黑体" w:hAnsi="黑体"/>
             <w:noProof/>
           </w:rPr>
           <w:t>3.2.1 图像上传与解析模块</w:t>
@@ -1490,7 +1520,7 @@
           <w:rPr>
             <w:noProof/>
           </w:rPr>
-          <w:instrText>PAGEREF _Toc226539473 \h</w:instrText>
+          <w:instrText>PAGEREF _Toc228884460 \h</w:instrText>
         </w:r>
         <w:r>
           <w:rPr>
@@ -1516,7 +1546,7 @@
           <w:rPr>
             <w:noProof/>
           </w:rPr>
-          <w:t>7</w:t>
+          <w:t>11</w:t>
         </w:r>
         <w:r>
           <w:rPr>
@@ -1543,11 +1573,11 @@
           <w14:ligatures w14:val="standardContextual"/>
         </w:rPr>
       </w:pPr>
-      <w:hyperlink w:anchor="_Toc226539474" w:history="1">
+      <w:hyperlink w:anchor="_Toc228884461" w:history="1">
         <w:r>
           <w:rPr>
             <w:rStyle w:val="ad"/>
-            <w:rFonts w:ascii="黑体" w:eastAsia="黑体" w:hAnsi="黑体" w:hint="eastAsia"/>
+            <w:rFonts w:ascii="黑体" w:eastAsia="黑体" w:hAnsi="黑体"/>
             <w:noProof/>
           </w:rPr>
           <w:t>3.2.2 AI 交互与指令生成模块</w:t>
@@ -1577,7 +1607,7 @@
           <w:rPr>
             <w:noProof/>
           </w:rPr>
-          <w:instrText>PAGEREF _Toc226539474 \h</w:instrText>
+          <w:instrText>PAGEREF _Toc228884461 \h</w:instrText>
         </w:r>
         <w:r>
           <w:rPr>
@@ -1603,7 +1633,7 @@
           <w:rPr>
             <w:noProof/>
           </w:rPr>
-          <w:t>8</w:t>
+          <w:t>12</w:t>
         </w:r>
         <w:r>
           <w:rPr>
@@ -1630,11 +1660,11 @@
           <w14:ligatures w14:val="standardContextual"/>
         </w:rPr>
       </w:pPr>
-      <w:hyperlink w:anchor="_Toc226539475" w:history="1">
+      <w:hyperlink w:anchor="_Toc228884462" w:history="1">
         <w:r>
           <w:rPr>
             <w:rStyle w:val="ad"/>
-            <w:rFonts w:ascii="黑体" w:eastAsia="黑体" w:hAnsi="黑体" w:hint="eastAsia"/>
+            <w:rFonts w:ascii="黑体" w:eastAsia="黑体" w:hAnsi="黑体"/>
             <w:noProof/>
           </w:rPr>
           <w:t>3.2.3 前端交互与实时预览模块</w:t>
@@ -1664,7 +1694,7 @@
           <w:rPr>
             <w:noProof/>
           </w:rPr>
-          <w:instrText>PAGEREF _Toc226539475 \h</w:instrText>
+          <w:instrText>PAGEREF _Toc228884462 \h</w:instrText>
         </w:r>
         <w:r>
           <w:rPr>
@@ -1690,7 +1720,7 @@
           <w:rPr>
             <w:noProof/>
           </w:rPr>
-          <w:t>8</w:t>
+          <w:t>12</w:t>
         </w:r>
         <w:r>
           <w:rPr>
@@ -1717,11 +1747,11 @@
           <w14:ligatures w14:val="standardContextual"/>
         </w:rPr>
       </w:pPr>
-      <w:hyperlink w:anchor="_Toc226539476" w:history="1">
+      <w:hyperlink w:anchor="_Toc228884463" w:history="1">
         <w:r>
           <w:rPr>
             <w:rStyle w:val="ad"/>
-            <w:rFonts w:ascii="黑体" w:eastAsia="黑体" w:hAnsi="黑体" w:hint="eastAsia"/>
+            <w:rFonts w:ascii="黑体" w:eastAsia="黑体" w:hAnsi="黑体"/>
             <w:noProof/>
           </w:rPr>
           <w:t>3.2.4 灵感库与配方管理模块</w:t>
@@ -1751,7 +1781,7 @@
           <w:rPr>
             <w:noProof/>
           </w:rPr>
-          <w:instrText>PAGEREF _Toc226539476 \h</w:instrText>
+          <w:instrText>PAGEREF _Toc228884463 \h</w:instrText>
         </w:r>
         <w:r>
           <w:rPr>
@@ -1777,7 +1807,7 @@
           <w:rPr>
             <w:noProof/>
           </w:rPr>
-          <w:t>8</w:t>
+          <w:t>13</w:t>
         </w:r>
         <w:r>
           <w:rPr>
@@ -1804,11 +1834,11 @@
           <w14:ligatures w14:val="standardContextual"/>
         </w:rPr>
       </w:pPr>
-      <w:hyperlink w:anchor="_Toc226539477" w:history="1">
+      <w:hyperlink w:anchor="_Toc228884464" w:history="1">
         <w:r>
           <w:rPr>
             <w:rStyle w:val="ad"/>
-            <w:rFonts w:ascii="黑体" w:eastAsia="黑体" w:hAnsi="黑体" w:hint="eastAsia"/>
+            <w:rFonts w:ascii="黑体" w:eastAsia="黑体" w:hAnsi="黑体"/>
             <w:noProof/>
           </w:rPr>
           <w:t>3.2.5、资源占用性能要求</w:t>
@@ -1838,7 +1868,7 @@
           <w:rPr>
             <w:noProof/>
           </w:rPr>
-          <w:instrText>PAGEREF _Toc226539477 \h</w:instrText>
+          <w:instrText>PAGEREF _Toc228884464 \h</w:instrText>
         </w:r>
         <w:r>
           <w:rPr>
@@ -1864,7 +1894,7 @@
           <w:rPr>
             <w:noProof/>
           </w:rPr>
-          <w:t>8</w:t>
+          <w:t>13</w:t>
         </w:r>
         <w:r>
           <w:rPr>
@@ -1892,36 +1922,48 @@
           <w14:ligatures w14:val="standardContextual"/>
         </w:rPr>
       </w:pPr>
-      <w:hyperlink w:anchor="_Toc226539478" w:history="1">
+      <w:hyperlink w:anchor="_Toc228884465" w:history="1">
         <w:r>
           <w:rPr>
             <w:rStyle w:val="ad"/>
+            <w:noProof/>
+          </w:rPr>
+          <w:t>4.</w:t>
+        </w:r>
+        <w:r>
+          <w:rPr>
+            <w:rStyle w:val="ad"/>
+            <w:rFonts w:ascii="黑体" w:eastAsia="黑体" w:hAnsi="黑体" w:cs="黑体"/>
+            <w:noProof/>
+          </w:rPr>
+          <w:t>接口需求</w:t>
+        </w:r>
+        <w:r>
+          <w:rPr>
             <w:rFonts w:hint="eastAsia"/>
             <w:noProof/>
           </w:rPr>
-          <w:t>4.</w:t>
-        </w:r>
-        <w:r>
-          <w:rPr>
-            <w:rStyle w:val="ad"/>
-            <w:rFonts w:ascii="黑体" w:eastAsia="黑体" w:hAnsi="黑体" w:cs="黑体" w:hint="eastAsia"/>
-            <w:noProof/>
-          </w:rPr>
-          <w:t>接口需求</w:t>
+          <w:tab/>
         </w:r>
         <w:r>
           <w:rPr>
             <w:rFonts w:hint="eastAsia"/>
             <w:noProof/>
           </w:rPr>
-          <w:tab/>
+          <w:fldChar w:fldCharType="begin"/>
         </w:r>
         <w:r>
           <w:rPr>
             <w:rFonts w:hint="eastAsia"/>
             <w:noProof/>
           </w:rPr>
-          <w:fldChar w:fldCharType="begin"/>
+          <w:instrText xml:space="preserve"> </w:instrText>
+        </w:r>
+        <w:r>
+          <w:rPr>
+            <w:noProof/>
+          </w:rPr>
+          <w:instrText>PAGEREF _Toc228884465 \h</w:instrText>
         </w:r>
         <w:r>
           <w:rPr>
@@ -1932,35 +1974,22 @@
         </w:r>
         <w:r>
           <w:rPr>
-            <w:noProof/>
-          </w:rPr>
-          <w:instrText>PAGEREF _Toc226539478 \h</w:instrText>
-        </w:r>
-        <w:r>
-          <w:rPr>
             <w:rFonts w:hint="eastAsia"/>
             <w:noProof/>
           </w:rPr>
-          <w:instrText xml:space="preserve"> </w:instrText>
         </w:r>
         <w:r>
           <w:rPr>
             <w:rFonts w:hint="eastAsia"/>
             <w:noProof/>
           </w:rPr>
-        </w:r>
-        <w:r>
-          <w:rPr>
-            <w:rFonts w:hint="eastAsia"/>
-            <w:noProof/>
-          </w:rPr>
           <w:fldChar w:fldCharType="separate"/>
         </w:r>
         <w:r>
           <w:rPr>
             <w:noProof/>
           </w:rPr>
-          <w:t>8</w:t>
+          <w:t>14</w:t>
         </w:r>
         <w:r>
           <w:rPr>
@@ -1986,28 +2015,40 @@
           <w14:ligatures w14:val="standardContextual"/>
         </w:rPr>
       </w:pPr>
-      <w:hyperlink w:anchor="_Toc226539479" w:history="1">
+      <w:hyperlink w:anchor="_Toc228884466" w:history="1">
         <w:r>
           <w:rPr>
             <w:rStyle w:val="ad"/>
+            <w:noProof/>
+          </w:rPr>
+          <w:t>4.1人机交互接口</w:t>
+        </w:r>
+        <w:r>
+          <w:rPr>
             <w:rFonts w:hint="eastAsia"/>
             <w:noProof/>
           </w:rPr>
-          <w:t>4.1人机交互接口</w:t>
+          <w:tab/>
         </w:r>
         <w:r>
           <w:rPr>
             <w:rFonts w:hint="eastAsia"/>
             <w:noProof/>
           </w:rPr>
-          <w:tab/>
+          <w:fldChar w:fldCharType="begin"/>
         </w:r>
         <w:r>
           <w:rPr>
             <w:rFonts w:hint="eastAsia"/>
             <w:noProof/>
           </w:rPr>
-          <w:fldChar w:fldCharType="begin"/>
+          <w:instrText xml:space="preserve"> </w:instrText>
+        </w:r>
+        <w:r>
+          <w:rPr>
+            <w:noProof/>
+          </w:rPr>
+          <w:instrText>PAGEREF _Toc228884466 \h</w:instrText>
         </w:r>
         <w:r>
           <w:rPr>
@@ -2018,35 +2059,22 @@
         </w:r>
         <w:r>
           <w:rPr>
-            <w:noProof/>
-          </w:rPr>
-          <w:instrText>PAGEREF _Toc226539479 \h</w:instrText>
-        </w:r>
-        <w:r>
-          <w:rPr>
             <w:rFonts w:hint="eastAsia"/>
             <w:noProof/>
           </w:rPr>
-          <w:instrText xml:space="preserve"> </w:instrText>
         </w:r>
         <w:r>
           <w:rPr>
             <w:rFonts w:hint="eastAsia"/>
             <w:noProof/>
           </w:rPr>
-        </w:r>
-        <w:r>
-          <w:rPr>
-            <w:rFonts w:hint="eastAsia"/>
-            <w:noProof/>
-          </w:rPr>
           <w:fldChar w:fldCharType="separate"/>
         </w:r>
         <w:r>
           <w:rPr>
             <w:noProof/>
           </w:rPr>
-          <w:t>8</w:t>
+          <w:t>14</w:t>
         </w:r>
         <w:r>
           <w:rPr>
@@ -2072,11 +2100,11 @@
           <w14:ligatures w14:val="standardContextual"/>
         </w:rPr>
       </w:pPr>
-      <w:hyperlink w:anchor="_Toc226539480" w:history="1">
+      <w:hyperlink w:anchor="_Toc228884467" w:history="1">
         <w:r>
           <w:rPr>
             <w:rStyle w:val="ad"/>
-            <w:rFonts w:ascii="黑体" w:hAnsi="黑体" w:hint="eastAsia"/>
+            <w:rFonts w:ascii="黑体" w:hAnsi="黑体"/>
             <w:noProof/>
           </w:rPr>
           <w:t>4.2</w:t>
@@ -2084,7 +2112,7 @@
         <w:r>
           <w:rPr>
             <w:rStyle w:val="ad"/>
-            <w:rFonts w:ascii="黑体" w:hAnsi="黑体" w:hint="eastAsia"/>
+            <w:rFonts w:ascii="黑体" w:hAnsi="黑体"/>
             <w:noProof/>
           </w:rPr>
           <w:t>内部接口</w:t>
@@ -2114,7 +2142,7 @@
           <w:rPr>
             <w:noProof/>
           </w:rPr>
-          <w:instrText>PAGEREF _Toc226539480 \h</w:instrText>
+          <w:instrText>PAGEREF _Toc228884467 \h</w:instrText>
         </w:r>
         <w:r>
           <w:rPr>
@@ -2140,7 +2168,7 @@
           <w:rPr>
             <w:noProof/>
           </w:rPr>
-          <w:t>8</w:t>
+          <w:t>14</w:t>
         </w:r>
         <w:r>
           <w:rPr>
@@ -2166,11 +2194,11 @@
           <w14:ligatures w14:val="standardContextual"/>
         </w:rPr>
       </w:pPr>
-      <w:hyperlink w:anchor="_Toc226539481" w:history="1">
+      <w:hyperlink w:anchor="_Toc228884468" w:history="1">
         <w:r>
           <w:rPr>
             <w:rStyle w:val="ad"/>
-            <w:rFonts w:ascii="黑体" w:hAnsi="黑体" w:hint="eastAsia"/>
+            <w:rFonts w:ascii="黑体" w:hAnsi="黑体"/>
             <w:noProof/>
           </w:rPr>
           <w:t>4.3</w:t>
@@ -2178,7 +2206,7 @@
         <w:r>
           <w:rPr>
             <w:rStyle w:val="ad"/>
-            <w:rFonts w:ascii="黑体" w:hAnsi="黑体" w:hint="eastAsia"/>
+            <w:rFonts w:ascii="黑体" w:hAnsi="黑体"/>
             <w:noProof/>
           </w:rPr>
           <w:t>外部接口</w:t>
@@ -2208,7 +2236,7 @@
           <w:rPr>
             <w:noProof/>
           </w:rPr>
-          <w:instrText>PAGEREF _Toc226539481 \h</w:instrText>
+          <w:instrText>PAGEREF _Toc228884468 \h</w:instrText>
         </w:r>
         <w:r>
           <w:rPr>
@@ -2234,7 +2262,7 @@
           <w:rPr>
             <w:noProof/>
           </w:rPr>
-          <w:t>8</w:t>
+          <w:t>15</w:t>
         </w:r>
         <w:r>
           <w:rPr>
@@ -2262,36 +2290,48 @@
           <w14:ligatures w14:val="standardContextual"/>
         </w:rPr>
       </w:pPr>
-      <w:hyperlink w:anchor="_Toc226539482" w:history="1">
+      <w:hyperlink w:anchor="_Toc228884469" w:history="1">
         <w:r>
           <w:rPr>
             <w:rStyle w:val="ad"/>
+            <w:noProof/>
+          </w:rPr>
+          <w:t>5.</w:t>
+        </w:r>
+        <w:r>
+          <w:rPr>
+            <w:rStyle w:val="ad"/>
+            <w:rFonts w:ascii="黑体" w:eastAsia="黑体" w:hAnsi="黑体" w:cs="黑体"/>
+            <w:noProof/>
+          </w:rPr>
+          <w:t>其他需求</w:t>
+        </w:r>
+        <w:r>
+          <w:rPr>
             <w:rFonts w:hint="eastAsia"/>
             <w:noProof/>
           </w:rPr>
-          <w:t>6.</w:t>
-        </w:r>
-        <w:r>
-          <w:rPr>
-            <w:rStyle w:val="ad"/>
-            <w:rFonts w:ascii="黑体" w:eastAsia="黑体" w:hAnsi="黑体" w:cs="黑体" w:hint="eastAsia"/>
-            <w:noProof/>
-          </w:rPr>
-          <w:t>其他需求</w:t>
+          <w:tab/>
         </w:r>
         <w:r>
           <w:rPr>
             <w:rFonts w:hint="eastAsia"/>
             <w:noProof/>
           </w:rPr>
-          <w:tab/>
+          <w:fldChar w:fldCharType="begin"/>
         </w:r>
         <w:r>
           <w:rPr>
             <w:rFonts w:hint="eastAsia"/>
             <w:noProof/>
           </w:rPr>
-          <w:fldChar w:fldCharType="begin"/>
+          <w:instrText xml:space="preserve"> </w:instrText>
+        </w:r>
+        <w:r>
+          <w:rPr>
+            <w:noProof/>
+          </w:rPr>
+          <w:instrText>PAGEREF _Toc228884469 \h</w:instrText>
         </w:r>
         <w:r>
           <w:rPr>
@@ -2302,35 +2342,22 @@
         </w:r>
         <w:r>
           <w:rPr>
-            <w:noProof/>
-          </w:rPr>
-          <w:instrText>PAGEREF _Toc226539482 \h</w:instrText>
-        </w:r>
-        <w:r>
-          <w:rPr>
             <w:rFonts w:hint="eastAsia"/>
             <w:noProof/>
           </w:rPr>
-          <w:instrText xml:space="preserve"> </w:instrText>
         </w:r>
         <w:r>
           <w:rPr>
             <w:rFonts w:hint="eastAsia"/>
             <w:noProof/>
           </w:rPr>
-        </w:r>
-        <w:r>
-          <w:rPr>
-            <w:rFonts w:hint="eastAsia"/>
-            <w:noProof/>
-          </w:rPr>
           <w:fldChar w:fldCharType="separate"/>
         </w:r>
         <w:r>
           <w:rPr>
             <w:noProof/>
           </w:rPr>
-          <w:t>8</w:t>
+          <w:t>16</w:t>
         </w:r>
         <w:r>
           <w:rPr>
@@ -2356,28 +2383,40 @@
           <w14:ligatures w14:val="standardContextual"/>
         </w:rPr>
       </w:pPr>
-      <w:hyperlink w:anchor="_Toc226539483" w:history="1">
+      <w:hyperlink w:anchor="_Toc228884470" w:history="1">
         <w:r>
           <w:rPr>
             <w:rStyle w:val="ad"/>
+            <w:noProof/>
+          </w:rPr>
+          <w:t>5.1硬件资源需求</w:t>
+        </w:r>
+        <w:r>
+          <w:rPr>
             <w:rFonts w:hint="eastAsia"/>
             <w:noProof/>
           </w:rPr>
-          <w:t>6.1硬件资源需求</w:t>
+          <w:tab/>
         </w:r>
         <w:r>
           <w:rPr>
             <w:rFonts w:hint="eastAsia"/>
             <w:noProof/>
           </w:rPr>
-          <w:tab/>
+          <w:fldChar w:fldCharType="begin"/>
         </w:r>
         <w:r>
           <w:rPr>
             <w:rFonts w:hint="eastAsia"/>
             <w:noProof/>
           </w:rPr>
-          <w:fldChar w:fldCharType="begin"/>
+          <w:instrText xml:space="preserve"> </w:instrText>
+        </w:r>
+        <w:r>
+          <w:rPr>
+            <w:noProof/>
+          </w:rPr>
+          <w:instrText>PAGEREF _Toc228884470 \h</w:instrText>
         </w:r>
         <w:r>
           <w:rPr>
@@ -2388,35 +2427,22 @@
         </w:r>
         <w:r>
           <w:rPr>
-            <w:noProof/>
-          </w:rPr>
-          <w:instrText>PAGEREF _Toc226539483 \h</w:instrText>
-        </w:r>
-        <w:r>
-          <w:rPr>
             <w:rFonts w:hint="eastAsia"/>
             <w:noProof/>
           </w:rPr>
-          <w:instrText xml:space="preserve"> </w:instrText>
         </w:r>
         <w:r>
           <w:rPr>
             <w:rFonts w:hint="eastAsia"/>
             <w:noProof/>
           </w:rPr>
-        </w:r>
-        <w:r>
-          <w:rPr>
-            <w:rFonts w:hint="eastAsia"/>
-            <w:noProof/>
-          </w:rPr>
           <w:fldChar w:fldCharType="separate"/>
         </w:r>
         <w:r>
           <w:rPr>
             <w:noProof/>
           </w:rPr>
-          <w:t>8</w:t>
+          <w:t>16</w:t>
         </w:r>
         <w:r>
           <w:rPr>
@@ -2442,28 +2468,40 @@
           <w14:ligatures w14:val="standardContextual"/>
         </w:rPr>
       </w:pPr>
-      <w:hyperlink w:anchor="_Toc226539484" w:history="1">
+      <w:hyperlink w:anchor="_Toc228884471" w:history="1">
         <w:r>
           <w:rPr>
             <w:rStyle w:val="ad"/>
+            <w:noProof/>
+          </w:rPr>
+          <w:t>5.2 数据需求</w:t>
+        </w:r>
+        <w:r>
+          <w:rPr>
             <w:rFonts w:hint="eastAsia"/>
             <w:noProof/>
           </w:rPr>
-          <w:t>6.2 数据需求</w:t>
+          <w:tab/>
         </w:r>
         <w:r>
           <w:rPr>
             <w:rFonts w:hint="eastAsia"/>
             <w:noProof/>
           </w:rPr>
-          <w:tab/>
+          <w:fldChar w:fldCharType="begin"/>
         </w:r>
         <w:r>
           <w:rPr>
             <w:rFonts w:hint="eastAsia"/>
             <w:noProof/>
           </w:rPr>
-          <w:fldChar w:fldCharType="begin"/>
+          <w:instrText xml:space="preserve"> </w:instrText>
+        </w:r>
+        <w:r>
+          <w:rPr>
+            <w:noProof/>
+          </w:rPr>
+          <w:instrText>PAGEREF _Toc228884471 \h</w:instrText>
         </w:r>
         <w:r>
           <w:rPr>
@@ -2474,35 +2512,22 @@
         </w:r>
         <w:r>
           <w:rPr>
-            <w:noProof/>
-          </w:rPr>
-          <w:instrText>PAGEREF _Toc226539484 \h</w:instrText>
-        </w:r>
-        <w:r>
-          <w:rPr>
             <w:rFonts w:hint="eastAsia"/>
             <w:noProof/>
           </w:rPr>
-          <w:instrText xml:space="preserve"> </w:instrText>
         </w:r>
         <w:r>
           <w:rPr>
             <w:rFonts w:hint="eastAsia"/>
             <w:noProof/>
           </w:rPr>
-        </w:r>
-        <w:r>
-          <w:rPr>
-            <w:rFonts w:hint="eastAsia"/>
-            <w:noProof/>
-          </w:rPr>
           <w:fldChar w:fldCharType="separate"/>
         </w:r>
         <w:r>
           <w:rPr>
             <w:noProof/>
           </w:rPr>
-          <w:t>8</w:t>
+          <w:t>16</w:t>
         </w:r>
         <w:r>
           <w:rPr>
@@ -2529,14 +2554,14 @@
           <w14:ligatures w14:val="standardContextual"/>
         </w:rPr>
       </w:pPr>
-      <w:hyperlink w:anchor="_Toc226539485" w:history="1">
+      <w:hyperlink w:anchor="_Toc228884472" w:history="1">
         <w:r>
           <w:rPr>
             <w:rStyle w:val="ad"/>
-            <w:rFonts w:ascii="黑体" w:eastAsia="黑体" w:hAnsi="黑体" w:hint="eastAsia"/>
-            <w:noProof/>
-          </w:rPr>
-          <w:t>6.2.1 数据精度与格式</w:t>
+            <w:rFonts w:ascii="黑体" w:eastAsia="黑体" w:hAnsi="黑体"/>
+            <w:noProof/>
+          </w:rPr>
+          <w:t>5.2.1 数据精度与格式</w:t>
         </w:r>
         <w:r>
           <w:rPr>
@@ -2563,7 +2588,7 @@
           <w:rPr>
             <w:noProof/>
           </w:rPr>
-          <w:instrText>PAGEREF _Toc226539485 \h</w:instrText>
+          <w:instrText>PAGEREF _Toc228884472 \h</w:instrText>
         </w:r>
         <w:r>
           <w:rPr>
@@ -2589,7 +2614,7 @@
           <w:rPr>
             <w:noProof/>
           </w:rPr>
-          <w:t>8</w:t>
+          <w:t>17</w:t>
         </w:r>
         <w:r>
           <w:rPr>
@@ -2616,14 +2641,14 @@
           <w14:ligatures w14:val="standardContextual"/>
         </w:rPr>
       </w:pPr>
-      <w:hyperlink w:anchor="_Toc226539486" w:history="1">
+      <w:hyperlink w:anchor="_Toc228884473" w:history="1">
         <w:r>
           <w:rPr>
             <w:rStyle w:val="ad"/>
-            <w:rFonts w:ascii="黑体" w:eastAsia="黑体" w:hAnsi="黑体" w:hint="eastAsia"/>
-            <w:noProof/>
-          </w:rPr>
-          <w:t>6.2.2 数据约束</w:t>
+            <w:rFonts w:ascii="黑体" w:eastAsia="黑体" w:hAnsi="黑体"/>
+            <w:noProof/>
+          </w:rPr>
+          <w:t>5.2.2 数据约束</w:t>
         </w:r>
         <w:r>
           <w:rPr>
@@ -2650,7 +2675,7 @@
           <w:rPr>
             <w:noProof/>
           </w:rPr>
-          <w:instrText>PAGEREF _Toc226539486 \h</w:instrText>
+          <w:instrText>PAGEREF _Toc228884473 \h</w:instrText>
         </w:r>
         <w:r>
           <w:rPr>
@@ -2676,7 +2701,7 @@
           <w:rPr>
             <w:noProof/>
           </w:rPr>
-          <w:t>8</w:t>
+          <w:t>17</w:t>
         </w:r>
         <w:r>
           <w:rPr>
@@ -2702,28 +2727,40 @@
           <w14:ligatures w14:val="standardContextual"/>
         </w:rPr>
       </w:pPr>
-      <w:hyperlink w:anchor="_Toc226539487" w:history="1">
+      <w:hyperlink w:anchor="_Toc228884474" w:history="1">
         <w:r>
           <w:rPr>
             <w:rStyle w:val="ad"/>
+            <w:noProof/>
+          </w:rPr>
+          <w:t>5.3数据流需求</w:t>
+        </w:r>
+        <w:r>
+          <w:rPr>
             <w:rFonts w:hint="eastAsia"/>
             <w:noProof/>
           </w:rPr>
-          <w:t>6.3数据流需求</w:t>
+          <w:tab/>
         </w:r>
         <w:r>
           <w:rPr>
             <w:rFonts w:hint="eastAsia"/>
             <w:noProof/>
           </w:rPr>
-          <w:tab/>
+          <w:fldChar w:fldCharType="begin"/>
         </w:r>
         <w:r>
           <w:rPr>
             <w:rFonts w:hint="eastAsia"/>
             <w:noProof/>
           </w:rPr>
-          <w:fldChar w:fldCharType="begin"/>
+          <w:instrText xml:space="preserve"> </w:instrText>
+        </w:r>
+        <w:r>
+          <w:rPr>
+            <w:noProof/>
+          </w:rPr>
+          <w:instrText>PAGEREF _Toc228884474 \h</w:instrText>
         </w:r>
         <w:r>
           <w:rPr>
@@ -2734,35 +2771,22 @@
         </w:r>
         <w:r>
           <w:rPr>
-            <w:noProof/>
-          </w:rPr>
-          <w:instrText>PAGEREF _Toc226539487 \h</w:instrText>
-        </w:r>
-        <w:r>
-          <w:rPr>
             <w:rFonts w:hint="eastAsia"/>
             <w:noProof/>
           </w:rPr>
-          <w:instrText xml:space="preserve"> </w:instrText>
         </w:r>
         <w:r>
           <w:rPr>
             <w:rFonts w:hint="eastAsia"/>
             <w:noProof/>
           </w:rPr>
-        </w:r>
-        <w:r>
-          <w:rPr>
-            <w:rFonts w:hint="eastAsia"/>
-            <w:noProof/>
-          </w:rPr>
           <w:fldChar w:fldCharType="separate"/>
         </w:r>
         <w:r>
           <w:rPr>
             <w:noProof/>
           </w:rPr>
-          <w:t>9</w:t>
+          <w:t>17</w:t>
         </w:r>
         <w:r>
           <w:rPr>
@@ -2789,36 +2813,48 @@
           <w14:ligatures w14:val="standardContextual"/>
         </w:rPr>
       </w:pPr>
-      <w:hyperlink w:anchor="_Toc226539488" w:history="1">
+      <w:hyperlink w:anchor="_Toc228884475" w:history="1">
         <w:r>
           <w:rPr>
             <w:rStyle w:val="ad"/>
+            <w:noProof/>
+          </w:rPr>
+          <w:t xml:space="preserve">5.3.1 </w:t>
+        </w:r>
+        <w:r>
+          <w:rPr>
+            <w:rStyle w:val="ad"/>
+            <w:rFonts w:ascii="黑体" w:eastAsia="黑体" w:hAnsi="黑体"/>
+            <w:noProof/>
+          </w:rPr>
+          <w:t>外部数据流（云端交互）</w:t>
+        </w:r>
+        <w:r>
+          <w:rPr>
             <w:rFonts w:hint="eastAsia"/>
             <w:noProof/>
           </w:rPr>
-          <w:t xml:space="preserve">6.3.1 </w:t>
-        </w:r>
-        <w:r>
-          <w:rPr>
-            <w:rStyle w:val="ad"/>
-            <w:rFonts w:ascii="黑体" w:eastAsia="黑体" w:hAnsi="黑体" w:hint="eastAsia"/>
-            <w:noProof/>
-          </w:rPr>
-          <w:t>外部数据流（云端交互）</w:t>
+          <w:tab/>
         </w:r>
         <w:r>
           <w:rPr>
             <w:rFonts w:hint="eastAsia"/>
             <w:noProof/>
           </w:rPr>
-          <w:tab/>
+          <w:fldChar w:fldCharType="begin"/>
         </w:r>
         <w:r>
           <w:rPr>
             <w:rFonts w:hint="eastAsia"/>
             <w:noProof/>
           </w:rPr>
-          <w:fldChar w:fldCharType="begin"/>
+          <w:instrText xml:space="preserve"> </w:instrText>
+        </w:r>
+        <w:r>
+          <w:rPr>
+            <w:noProof/>
+          </w:rPr>
+          <w:instrText>PAGEREF _Toc228884475 \h</w:instrText>
         </w:r>
         <w:r>
           <w:rPr>
@@ -2829,35 +2865,22 @@
         </w:r>
         <w:r>
           <w:rPr>
-            <w:noProof/>
-          </w:rPr>
-          <w:instrText>PAGEREF _Toc226539488 \h</w:instrText>
-        </w:r>
-        <w:r>
-          <w:rPr>
             <w:rFonts w:hint="eastAsia"/>
             <w:noProof/>
           </w:rPr>
-          <w:instrText xml:space="preserve"> </w:instrText>
         </w:r>
         <w:r>
           <w:rPr>
             <w:rFonts w:hint="eastAsia"/>
             <w:noProof/>
           </w:rPr>
-        </w:r>
-        <w:r>
-          <w:rPr>
-            <w:rFonts w:hint="eastAsia"/>
-            <w:noProof/>
-          </w:rPr>
           <w:fldChar w:fldCharType="separate"/>
         </w:r>
         <w:r>
           <w:rPr>
             <w:noProof/>
           </w:rPr>
-          <w:t>9</w:t>
+          <w:t>18</w:t>
         </w:r>
         <w:r>
           <w:rPr>
@@ -2884,36 +2907,48 @@
           <w14:ligatures w14:val="standardContextual"/>
         </w:rPr>
       </w:pPr>
-      <w:hyperlink w:anchor="_Toc226539489" w:history="1">
+      <w:hyperlink w:anchor="_Toc228884476" w:history="1">
         <w:r>
           <w:rPr>
             <w:rStyle w:val="ad"/>
+            <w:noProof/>
+          </w:rPr>
+          <w:t>5.3.1</w:t>
+        </w:r>
+        <w:r>
+          <w:rPr>
+            <w:rStyle w:val="ad"/>
+            <w:rFonts w:ascii="黑体" w:eastAsia="黑体" w:hAnsi="黑体"/>
+            <w:noProof/>
+          </w:rPr>
+          <w:t xml:space="preserve"> 内部数据流</w:t>
+        </w:r>
+        <w:r>
+          <w:rPr>
             <w:rFonts w:hint="eastAsia"/>
             <w:noProof/>
           </w:rPr>
-          <w:t>6.3.1</w:t>
-        </w:r>
-        <w:r>
-          <w:rPr>
-            <w:rStyle w:val="ad"/>
-            <w:rFonts w:ascii="黑体" w:eastAsia="黑体" w:hAnsi="黑体" w:hint="eastAsia"/>
-            <w:noProof/>
-          </w:rPr>
-          <w:t xml:space="preserve"> 内部数据流</w:t>
+          <w:tab/>
         </w:r>
         <w:r>
           <w:rPr>
             <w:rFonts w:hint="eastAsia"/>
             <w:noProof/>
           </w:rPr>
-          <w:tab/>
+          <w:fldChar w:fldCharType="begin"/>
         </w:r>
         <w:r>
           <w:rPr>
             <w:rFonts w:hint="eastAsia"/>
             <w:noProof/>
           </w:rPr>
-          <w:fldChar w:fldCharType="begin"/>
+          <w:instrText xml:space="preserve"> </w:instrText>
+        </w:r>
+        <w:r>
+          <w:rPr>
+            <w:noProof/>
+          </w:rPr>
+          <w:instrText>PAGEREF _Toc228884476 \h</w:instrText>
         </w:r>
         <w:r>
           <w:rPr>
@@ -2924,35 +2959,22 @@
         </w:r>
         <w:r>
           <w:rPr>
-            <w:noProof/>
-          </w:rPr>
-          <w:instrText>PAGEREF _Toc226539489 \h</w:instrText>
-        </w:r>
-        <w:r>
-          <w:rPr>
             <w:rFonts w:hint="eastAsia"/>
             <w:noProof/>
           </w:rPr>
-          <w:instrText xml:space="preserve"> </w:instrText>
         </w:r>
         <w:r>
           <w:rPr>
             <w:rFonts w:hint="eastAsia"/>
             <w:noProof/>
           </w:rPr>
-        </w:r>
-        <w:r>
-          <w:rPr>
-            <w:rFonts w:hint="eastAsia"/>
-            <w:noProof/>
-          </w:rPr>
           <w:fldChar w:fldCharType="separate"/>
         </w:r>
         <w:r>
           <w:rPr>
             <w:noProof/>
           </w:rPr>
-          <w:t>9</w:t>
+          <w:t>18</w:t>
         </w:r>
         <w:r>
           <w:rPr>
@@ -2980,11 +3002,11 @@
           <w14:ligatures w14:val="standardContextual"/>
         </w:rPr>
       </w:pPr>
-      <w:hyperlink w:anchor="_Toc226539490" w:history="1">
+      <w:hyperlink w:anchor="_Toc228884477" w:history="1">
         <w:r>
           <w:rPr>
             <w:rStyle w:val="ad"/>
-            <w:rFonts w:ascii="黑体" w:eastAsia="黑体" w:hAnsi="黑体" w:cs="黑体" w:hint="eastAsia"/>
+            <w:rFonts w:ascii="黑体" w:eastAsia="黑体" w:hAnsi="黑体" w:cs="黑体"/>
             <w:noProof/>
           </w:rPr>
           <w:t>附录</w:t>
@@ -3014,7 +3036,7 @@
           <w:rPr>
             <w:noProof/>
           </w:rPr>
-          <w:instrText>PAGEREF _Toc226539490 \h</w:instrText>
+          <w:instrText>PAGEREF _Toc228884477 \h</w:instrText>
         </w:r>
         <w:r>
           <w:rPr>
@@ -3040,7 +3062,7 @@
           <w:rPr>
             <w:noProof/>
           </w:rPr>
-          <w:t>9</w:t>
+          <w:t>18</w:t>
         </w:r>
         <w:r>
           <w:rPr>
@@ -3066,28 +3088,40 @@
           <w14:ligatures w14:val="standardContextual"/>
         </w:rPr>
       </w:pPr>
-      <w:hyperlink w:anchor="_Toc226539491" w:history="1">
+      <w:hyperlink w:anchor="_Toc228884478" w:history="1">
         <w:r>
           <w:rPr>
             <w:rStyle w:val="ad"/>
+            <w:noProof/>
+          </w:rPr>
+          <w:t>A需求跟踪矩阵</w:t>
+        </w:r>
+        <w:r>
+          <w:rPr>
             <w:rFonts w:hint="eastAsia"/>
             <w:noProof/>
           </w:rPr>
-          <w:t>A需求跟踪矩阵</w:t>
+          <w:tab/>
         </w:r>
         <w:r>
           <w:rPr>
             <w:rFonts w:hint="eastAsia"/>
             <w:noProof/>
           </w:rPr>
-          <w:tab/>
+          <w:fldChar w:fldCharType="begin"/>
         </w:r>
         <w:r>
           <w:rPr>
             <w:rFonts w:hint="eastAsia"/>
             <w:noProof/>
           </w:rPr>
-          <w:fldChar w:fldCharType="begin"/>
+          <w:instrText xml:space="preserve"> </w:instrText>
+        </w:r>
+        <w:r>
+          <w:rPr>
+            <w:noProof/>
+          </w:rPr>
+          <w:instrText>PAGEREF _Toc228884478 \h</w:instrText>
         </w:r>
         <w:r>
           <w:rPr>
@@ -3098,35 +3132,22 @@
         </w:r>
         <w:r>
           <w:rPr>
-            <w:noProof/>
-          </w:rPr>
-          <w:instrText>PAGEREF _Toc226539491 \h</w:instrText>
-        </w:r>
-        <w:r>
-          <w:rPr>
             <w:rFonts w:hint="eastAsia"/>
             <w:noProof/>
           </w:rPr>
-          <w:instrText xml:space="preserve"> </w:instrText>
         </w:r>
         <w:r>
           <w:rPr>
             <w:rFonts w:hint="eastAsia"/>
             <w:noProof/>
           </w:rPr>
-        </w:r>
-        <w:r>
-          <w:rPr>
-            <w:rFonts w:hint="eastAsia"/>
-            <w:noProof/>
-          </w:rPr>
           <w:fldChar w:fldCharType="separate"/>
         </w:r>
         <w:r>
           <w:rPr>
             <w:noProof/>
           </w:rPr>
-          <w:t>9</w:t>
+          <w:t>18</w:t>
         </w:r>
         <w:r>
           <w:rPr>
@@ -3152,28 +3173,40 @@
           <w14:ligatures w14:val="standardContextual"/>
         </w:rPr>
       </w:pPr>
-      <w:hyperlink w:anchor="_Toc226539492" w:history="1">
+      <w:hyperlink w:anchor="_Toc228884479" w:history="1">
         <w:r>
           <w:rPr>
             <w:rStyle w:val="ad"/>
+            <w:noProof/>
+          </w:rPr>
+          <w:t>B术语与缩略语</w:t>
+        </w:r>
+        <w:r>
+          <w:rPr>
             <w:rFonts w:hint="eastAsia"/>
             <w:noProof/>
           </w:rPr>
-          <w:t>B术语与缩略语</w:t>
+          <w:tab/>
         </w:r>
         <w:r>
           <w:rPr>
             <w:rFonts w:hint="eastAsia"/>
             <w:noProof/>
           </w:rPr>
-          <w:tab/>
+          <w:fldChar w:fldCharType="begin"/>
         </w:r>
         <w:r>
           <w:rPr>
             <w:rFonts w:hint="eastAsia"/>
             <w:noProof/>
           </w:rPr>
-          <w:fldChar w:fldCharType="begin"/>
+          <w:instrText xml:space="preserve"> </w:instrText>
+        </w:r>
+        <w:r>
+          <w:rPr>
+            <w:noProof/>
+          </w:rPr>
+          <w:instrText>PAGEREF _Toc228884479 \h</w:instrText>
         </w:r>
         <w:r>
           <w:rPr>
@@ -3184,35 +3217,22 @@
         </w:r>
         <w:r>
           <w:rPr>
-            <w:noProof/>
-          </w:rPr>
-          <w:instrText>PAGEREF _Toc226539492 \h</w:instrText>
-        </w:r>
-        <w:r>
-          <w:rPr>
             <w:rFonts w:hint="eastAsia"/>
             <w:noProof/>
           </w:rPr>
-          <w:instrText xml:space="preserve"> </w:instrText>
         </w:r>
         <w:r>
           <w:rPr>
             <w:rFonts w:hint="eastAsia"/>
             <w:noProof/>
           </w:rPr>
-        </w:r>
-        <w:r>
-          <w:rPr>
-            <w:rFonts w:hint="eastAsia"/>
-            <w:noProof/>
-          </w:rPr>
           <w:fldChar w:fldCharType="separate"/>
         </w:r>
         <w:r>
           <w:rPr>
             <w:noProof/>
           </w:rPr>
-          <w:t>9</w:t>
+          <w:t>27</w:t>
         </w:r>
         <w:r>
           <w:rPr>
@@ -3262,7 +3282,7 @@
       <w:bookmarkStart w:id="12" w:name="_Toc19991"/>
       <w:bookmarkStart w:id="13" w:name="_Toc14915"/>
       <w:bookmarkStart w:id="14" w:name="_Toc14755"/>
-      <w:bookmarkStart w:id="15" w:name="_Toc226539464"/>
+      <w:bookmarkStart w:id="15" w:name="_Toc228884451"/>
       <w:r>
         <w:rPr>
           <w:rFonts w:ascii="黑体" w:eastAsia="黑体" w:hAnsi="黑体" w:cs="黑体"/>
@@ -3290,7 +3310,7 @@
       <w:pPr>
         <w:pStyle w:val="2"/>
       </w:pPr>
-      <w:bookmarkStart w:id="16" w:name="_Toc226539465"/>
+      <w:bookmarkStart w:id="16" w:name="_Toc228884452"/>
       <w:r>
         <w:rPr>
           <w:rFonts w:hint="eastAsia"/>
@@ -3325,7 +3345,25 @@
           <w:color w:val="000000"/>
           <w:sz w:val="24"/>
         </w:rPr>
-        <w:t>GIMP AI Mentor 是一款为开源图像处理软件 GIMP 设计的、基于大语言模型（LLM）的智能辅助插件。本系统的核心目标是充当用户的“AI 导师”，通过“白盒化引导”的创新模式，解决专业图像处理软件因操作复杂而导致的入门门槛高、高级技法难以掌握的问题。系统接收用户以自然语言描述的编辑意图，或通过AI对上传图片进行自动分析，将其转化为一系列清晰、可执行的GIMP操作步骤，并引导用户亲手完成每一步操作，从而实现创意目标。该系统并非“一键生成”式的黑盒工具，而是一个强调“可解释、可控制、可学习”的智能交互平台，旨在赋能用户，在高效完成工作的同时，逐步掌握GIMP的专业技能。</w:t>
+        <w:t>GIMP AI Mentor 是一款为开源图像处理软件 GIMP 设计的、基于大语言模型（LLM）的智能辅助插件。本系统的核心目标是充当用户的“AI 导师”，通过“白盒化引导”的创新模式，解决专业图像处理软件因操作复杂而导致的入门门槛高、高级技法难以掌握的问题。系统接收用户以自然语言描述的编辑意图，或通过AI对上</w:t>
+      </w:r>
+      <w:proofErr w:type="gramStart"/>
+      <w:r>
+        <w:rPr>
+          <w:rFonts w:ascii="宋体" w:hAnsi="宋体"/>
+          <w:color w:val="000000"/>
+          <w:sz w:val="24"/>
+        </w:rPr>
+        <w:t>传图片</w:t>
+      </w:r>
+      <w:proofErr w:type="gramEnd"/>
+      <w:r>
+        <w:rPr>
+          <w:rFonts w:ascii="宋体" w:hAnsi="宋体"/>
+          <w:color w:val="000000"/>
+          <w:sz w:val="24"/>
+        </w:rPr>
+        <w:t>进行自动分析，将其转化为一系列清晰、可执行的GIMP操作步骤，并引导用户亲手完成每一步操作，从而实现创意目标。该系统并非“一键生成”式的黑盒工具，而是一个强调“可解释、可控制、可学习”的智能交互平台，旨在赋能用户，在高效完成工作的同时，逐步掌握GIMP的专业技能。</w:t>
       </w:r>
     </w:p>
     <w:p>
@@ -3357,7 +3395,7 @@
       <w:pPr>
         <w:pStyle w:val="2"/>
       </w:pPr>
-      <w:bookmarkStart w:id="17" w:name="_Toc226539466"/>
+      <w:bookmarkStart w:id="17" w:name="_Toc228884453"/>
       <w:r>
         <w:rPr>
           <w:rFonts w:hint="eastAsia"/>
@@ -3514,7 +3552,7 @@
       <w:pPr>
         <w:pStyle w:val="2"/>
       </w:pPr>
-      <w:bookmarkStart w:id="18" w:name="_Toc226539467"/>
+      <w:bookmarkStart w:id="18" w:name="_Toc228884454"/>
       <w:r>
         <w:rPr>
           <w:rFonts w:hint="eastAsia"/>
@@ -3876,7 +3914,25 @@
           <w:color w:val="000000"/>
           <w:sz w:val="24"/>
         </w:rPr>
-        <w:t>：将保存的配方应用到新图片时，系统可自动适应图片差异，或引导用户进行关键参数的微调。</w:t>
+        <w:t>：将保存的配方应用到</w:t>
+      </w:r>
+      <w:proofErr w:type="gramStart"/>
+      <w:r>
+        <w:rPr>
+          <w:rFonts w:ascii="宋体" w:hAnsi="宋体"/>
+          <w:color w:val="000000"/>
+          <w:sz w:val="24"/>
+        </w:rPr>
+        <w:t>新图片</w:t>
+      </w:r>
+      <w:proofErr w:type="gramEnd"/>
+      <w:r>
+        <w:rPr>
+          <w:rFonts w:ascii="宋体" w:hAnsi="宋体"/>
+          <w:color w:val="000000"/>
+          <w:sz w:val="24"/>
+        </w:rPr>
+        <w:t>时，系统可自动适应图片差异，或引导用户进行关键参数的微调。</w:t>
       </w:r>
     </w:p>
     <w:p>
@@ -3992,7 +4048,25 @@
           <w:color w:val="000000"/>
           <w:sz w:val="24"/>
         </w:rPr>
-        <w:t>：所有自动化或引导的操作默认基于调整图层、图层蒙版等，确保原始图像数据不被破坏。</w:t>
+        <w:t>：所有自动化或引导的操作默认基于调整图层、</w:t>
+      </w:r>
+      <w:proofErr w:type="gramStart"/>
+      <w:r>
+        <w:rPr>
+          <w:rFonts w:ascii="宋体" w:hAnsi="宋体"/>
+          <w:color w:val="000000"/>
+          <w:sz w:val="24"/>
+        </w:rPr>
+        <w:t>图层蒙版</w:t>
+      </w:r>
+      <w:proofErr w:type="gramEnd"/>
+      <w:r>
+        <w:rPr>
+          <w:rFonts w:ascii="宋体" w:hAnsi="宋体"/>
+          <w:color w:val="000000"/>
+          <w:sz w:val="24"/>
+        </w:rPr>
+        <w:t>等，确保原始图像数据不被破坏。</w:t>
       </w:r>
     </w:p>
     <w:p>
@@ -4021,7 +4095,25 @@
           <w:color w:val="000000"/>
           <w:sz w:val="24"/>
         </w:rPr>
-        <w:t>：维护独立的操作历史栈，支持对插件引导的一系列操作进行整体撤销/重做。</w:t>
+        <w:t>：维护独立的操作历史</w:t>
+      </w:r>
+      <w:proofErr w:type="gramStart"/>
+      <w:r>
+        <w:rPr>
+          <w:rFonts w:ascii="宋体" w:hAnsi="宋体"/>
+          <w:color w:val="000000"/>
+          <w:sz w:val="24"/>
+        </w:rPr>
+        <w:t>栈</w:t>
+      </w:r>
+      <w:proofErr w:type="gramEnd"/>
+      <w:r>
+        <w:rPr>
+          <w:rFonts w:ascii="宋体" w:hAnsi="宋体"/>
+          <w:color w:val="000000"/>
+          <w:sz w:val="24"/>
+        </w:rPr>
+        <w:t>，支持对插件引导的一系列操作进行整体撤销/重做。</w:t>
       </w:r>
     </w:p>
     <w:p/>
@@ -4029,7 +4121,7 @@
       <w:pPr>
         <w:pStyle w:val="2"/>
       </w:pPr>
-      <w:bookmarkStart w:id="19" w:name="_Toc226539468"/>
+      <w:bookmarkStart w:id="19" w:name="_Toc228884455"/>
       <w:r>
         <w:rPr>
           <w:rFonts w:hint="eastAsia"/>
@@ -4469,7 +4561,7 @@
           <w:rFonts w:ascii="黑体" w:eastAsia="黑体" w:hAnsi="黑体" w:cs="黑体" w:hint="eastAsia"/>
         </w:rPr>
       </w:pPr>
-      <w:bookmarkStart w:id="29" w:name="_Toc226539469"/>
+      <w:bookmarkStart w:id="29" w:name="_Toc228884456"/>
       <w:r>
         <w:rPr>
           <w:rFonts w:ascii="黑体" w:eastAsia="黑体" w:hAnsi="黑体" w:cs="黑体" w:hint="eastAsia"/>
@@ -5063,13 +5155,23 @@
                 <w:sz w:val="17"/>
               </w:rPr>
             </w:pPr>
+            <w:proofErr w:type="gramStart"/>
             <w:r>
               <w:rPr>
                 <w:rFonts w:ascii="宋体" w:hAnsi="宋体" w:cs="宋体"/>
                 <w:color w:val="000000"/>
                 <w:sz w:val="20"/>
               </w:rPr>
-              <w:t>输入框应支持多行输入；最大输入长度限制为</w:t>
+              <w:t>输入框应支持</w:t>
+            </w:r>
+            <w:proofErr w:type="gramEnd"/>
+            <w:r>
+              <w:rPr>
+                <w:rFonts w:ascii="宋体" w:hAnsi="宋体" w:cs="宋体"/>
+                <w:color w:val="000000"/>
+                <w:sz w:val="20"/>
+              </w:rPr>
+              <w:t>多行输入；最大输入长度限制为</w:t>
             </w:r>
             <w:r>
               <w:rPr>
@@ -5168,12 +5270,14 @@
                 <w:rFonts w:ascii="等线" w:eastAsia="等线" w:hAnsi="等线" w:hint="eastAsia"/>
               </w:rPr>
             </w:pPr>
+            <w:proofErr w:type="gramStart"/>
             <w:r>
               <w:rPr>
                 <w:rFonts w:ascii="等线" w:eastAsia="等线" w:hAnsi="等线" w:hint="eastAsia"/>
               </w:rPr>
               <w:t>用户框选</w:t>
             </w:r>
+            <w:proofErr w:type="gramEnd"/>
           </w:p>
         </w:tc>
         <w:tc>
@@ -5226,7 +5330,25 @@
                 <w:color w:val="000000"/>
                 <w:sz w:val="22"/>
               </w:rPr>
-              <w:t>生成的参数应仅作用于该选区。</w:t>
+              <w:t>生成的参数应</w:t>
+            </w:r>
+            <w:proofErr w:type="gramStart"/>
+            <w:r>
+              <w:rPr>
+                <w:rFonts w:ascii="宋体" w:hAnsi="宋体" w:cs="宋体"/>
+                <w:color w:val="000000"/>
+                <w:sz w:val="22"/>
+              </w:rPr>
+              <w:t>仅作用</w:t>
+            </w:r>
+            <w:proofErr w:type="gramEnd"/>
+            <w:r>
+              <w:rPr>
+                <w:rFonts w:ascii="宋体" w:hAnsi="宋体" w:cs="宋体"/>
+                <w:color w:val="000000"/>
+                <w:sz w:val="22"/>
+              </w:rPr>
+              <w:t>于该选区。</w:t>
             </w:r>
           </w:p>
           <w:p>
@@ -5288,7 +5410,25 @@
                 <w:color w:val="000000"/>
                 <w:sz w:val="20"/>
               </w:rPr>
-              <w:t>局部优化生成的参数应仅作用于选区范围内。</w:t>
+              <w:t>局部优化生成的参数应</w:t>
+            </w:r>
+            <w:proofErr w:type="gramStart"/>
+            <w:r>
+              <w:rPr>
+                <w:rFonts w:ascii="宋体" w:hAnsi="宋体" w:cs="宋体"/>
+                <w:color w:val="000000"/>
+                <w:sz w:val="20"/>
+              </w:rPr>
+              <w:t>仅作用</w:t>
+            </w:r>
+            <w:proofErr w:type="gramEnd"/>
+            <w:r>
+              <w:rPr>
+                <w:rFonts w:ascii="宋体" w:hAnsi="宋体" w:cs="宋体"/>
+                <w:color w:val="000000"/>
+                <w:sz w:val="20"/>
+              </w:rPr>
+              <w:t>于选区范围内。</w:t>
             </w:r>
           </w:p>
           <w:p>
@@ -5351,13 +5491,23 @@
                 <w:sz w:val="19"/>
               </w:rPr>
             </w:pPr>
+            <w:proofErr w:type="gramStart"/>
             <w:r>
               <w:rPr>
                 <w:rFonts w:ascii="宋体" w:hAnsi="宋体" w:cs="宋体"/>
                 <w:color w:val="000000"/>
                 <w:sz w:val="22"/>
               </w:rPr>
-              <w:t>实时非破坏性预览</w:t>
+              <w:t>实时非</w:t>
+            </w:r>
+            <w:proofErr w:type="gramEnd"/>
+            <w:r>
+              <w:rPr>
+                <w:rFonts w:ascii="宋体" w:hAnsi="宋体" w:cs="宋体"/>
+                <w:color w:val="000000"/>
+                <w:sz w:val="22"/>
+              </w:rPr>
+              <w:t>破坏性预览</w:t>
             </w:r>
           </w:p>
         </w:tc>
@@ -5447,7 +5597,25 @@
                 <w:color w:val="000000"/>
                 <w:sz w:val="22"/>
               </w:rPr>
-              <w:t>生成的所有参数应用到该预览图层上，而不是原图。</w:t>
+              <w:t>生成的所有参数应用到该</w:t>
+            </w:r>
+            <w:proofErr w:type="gramStart"/>
+            <w:r>
+              <w:rPr>
+                <w:rFonts w:ascii="宋体" w:hAnsi="宋体" w:cs="宋体"/>
+                <w:color w:val="000000"/>
+                <w:sz w:val="22"/>
+              </w:rPr>
+              <w:t>预览图层上</w:t>
+            </w:r>
+            <w:proofErr w:type="gramEnd"/>
+            <w:r>
+              <w:rPr>
+                <w:rFonts w:ascii="宋体" w:hAnsi="宋体" w:cs="宋体"/>
+                <w:color w:val="000000"/>
+                <w:sz w:val="22"/>
+              </w:rPr>
+              <w:t>，而不是原图。</w:t>
             </w:r>
             <w:r>
               <w:rPr>
@@ -5463,7 +5631,25 @@
                 <w:color w:val="000000"/>
                 <w:sz w:val="22"/>
               </w:rPr>
-              <w:t>用户可以切换预览图层的可见性，直观对比</w:t>
+              <w:t>用户可以切换</w:t>
+            </w:r>
+            <w:proofErr w:type="gramStart"/>
+            <w:r>
+              <w:rPr>
+                <w:rFonts w:ascii="宋体" w:hAnsi="宋体" w:cs="宋体"/>
+                <w:color w:val="000000"/>
+                <w:sz w:val="22"/>
+              </w:rPr>
+              <w:t>预览图层的</w:t>
+            </w:r>
+            <w:proofErr w:type="gramEnd"/>
+            <w:r>
+              <w:rPr>
+                <w:rFonts w:ascii="宋体" w:hAnsi="宋体" w:cs="宋体"/>
+                <w:color w:val="000000"/>
+                <w:sz w:val="22"/>
+              </w:rPr>
+              <w:t>可见性，直观对比</w:t>
             </w:r>
             <w:r>
               <w:rPr>
@@ -5543,13 +5729,41 @@
                 <w:sz w:val="19"/>
               </w:rPr>
             </w:pPr>
+            <w:proofErr w:type="gramStart"/>
             <w:r>
               <w:rPr>
                 <w:rFonts w:ascii="宋体" w:hAnsi="宋体" w:cs="宋体"/>
                 <w:color w:val="000000"/>
                 <w:sz w:val="22"/>
               </w:rPr>
-              <w:t>预览图层命名规则确定，便于用户识别；预览图层默认设置为可见且选中。</w:t>
+              <w:t>预览图层命名</w:t>
+            </w:r>
+            <w:proofErr w:type="gramEnd"/>
+            <w:r>
+              <w:rPr>
+                <w:rFonts w:ascii="宋体" w:hAnsi="宋体" w:cs="宋体"/>
+                <w:color w:val="000000"/>
+                <w:sz w:val="22"/>
+              </w:rPr>
+              <w:t>规则确定，便于用户识别；</w:t>
+            </w:r>
+            <w:proofErr w:type="gramStart"/>
+            <w:r>
+              <w:rPr>
+                <w:rFonts w:ascii="宋体" w:hAnsi="宋体" w:cs="宋体"/>
+                <w:color w:val="000000"/>
+                <w:sz w:val="22"/>
+              </w:rPr>
+              <w:t>预览图层默认</w:t>
+            </w:r>
+            <w:proofErr w:type="gramEnd"/>
+            <w:r>
+              <w:rPr>
+                <w:rFonts w:ascii="宋体" w:hAnsi="宋体" w:cs="宋体"/>
+                <w:color w:val="000000"/>
+                <w:sz w:val="22"/>
+              </w:rPr>
+              <w:t>设置为可见且选中。</w:t>
             </w:r>
           </w:p>
           <w:p>
@@ -5656,7 +5870,25 @@
                 <w:color w:val="000000"/>
                 <w:sz w:val="24"/>
               </w:rPr>
-              <w:t>提供“一键应用”按钮，用户满意预览效果后，将预览图层的修改效果合并或复制到原图层，并自动删除预览图层。</w:t>
+              <w:t>提供“一键应用”按钮，用户满意预览效果后，将</w:t>
+            </w:r>
+            <w:proofErr w:type="gramStart"/>
+            <w:r>
+              <w:rPr>
+                <w:rFonts w:ascii="宋体" w:hAnsi="宋体" w:cs="宋体"/>
+                <w:color w:val="000000"/>
+                <w:sz w:val="24"/>
+              </w:rPr>
+              <w:t>预览图层的</w:t>
+            </w:r>
+            <w:proofErr w:type="gramEnd"/>
+            <w:r>
+              <w:rPr>
+                <w:rFonts w:ascii="宋体" w:hAnsi="宋体" w:cs="宋体"/>
+                <w:color w:val="000000"/>
+                <w:sz w:val="24"/>
+              </w:rPr>
+              <w:t>修改效果合并或复制到原图层，并自动删除预览图层。</w:t>
             </w:r>
           </w:p>
         </w:tc>
@@ -5803,6 +6035,7 @@
               </w:rPr>
               <w:t>原生撤销功能（</w:t>
             </w:r>
+            <w:proofErr w:type="spellStart"/>
             <w:r>
               <w:rPr>
                 <w:rFonts w:ascii="Calibri" w:hAnsi="Calibri" w:cs="Calibri"/>
@@ -5811,6 +6044,7 @@
               </w:rPr>
               <w:t>Ctrl+Z</w:t>
             </w:r>
+            <w:proofErr w:type="spellEnd"/>
             <w:r>
               <w:rPr>
                 <w:rFonts w:ascii="宋体" w:hAnsi="宋体" w:cs="宋体"/>
@@ -5879,7 +6113,25 @@
                 <w:color w:val="000000"/>
                 <w:sz w:val="22"/>
               </w:rPr>
-              <w:t>原生撤销栈保持同步，避免状态不一致</w:t>
+              <w:t>原生撤销</w:t>
+            </w:r>
+            <w:proofErr w:type="gramStart"/>
+            <w:r>
+              <w:rPr>
+                <w:rFonts w:ascii="宋体" w:hAnsi="宋体" w:cs="宋体"/>
+                <w:color w:val="000000"/>
+                <w:sz w:val="22"/>
+              </w:rPr>
+              <w:t>栈</w:t>
+            </w:r>
+            <w:proofErr w:type="gramEnd"/>
+            <w:r>
+              <w:rPr>
+                <w:rFonts w:ascii="宋体" w:hAnsi="宋体" w:cs="宋体"/>
+                <w:color w:val="000000"/>
+                <w:sz w:val="22"/>
+              </w:rPr>
+              <w:t>保持同步，避免状态不一致</w:t>
             </w:r>
           </w:p>
         </w:tc>
@@ -6035,7 +6287,25 @@
                 <w:color w:val="000000"/>
                 <w:sz w:val="22"/>
               </w:rPr>
-              <w:t>预设配方必须经过测试，确保在多种图片类型下均有良好效果；每种预设需附带预览效果缩略图和简要说明。</w:t>
+              <w:t>预设配方必须经过测试，确保在多种图片类型下均有良好效果；每种预设需附带预览效果</w:t>
+            </w:r>
+            <w:proofErr w:type="gramStart"/>
+            <w:r>
+              <w:rPr>
+                <w:rFonts w:ascii="宋体" w:hAnsi="宋体" w:cs="宋体"/>
+                <w:color w:val="000000"/>
+                <w:sz w:val="22"/>
+              </w:rPr>
+              <w:t>缩略图</w:t>
+            </w:r>
+            <w:proofErr w:type="gramEnd"/>
+            <w:r>
+              <w:rPr>
+                <w:rFonts w:ascii="宋体" w:hAnsi="宋体" w:cs="宋体"/>
+                <w:color w:val="000000"/>
+                <w:sz w:val="22"/>
+              </w:rPr>
+              <w:t>和简要说明。</w:t>
             </w:r>
           </w:p>
         </w:tc>
@@ -6454,7 +6724,7 @@
       <w:bookmarkStart w:id="36" w:name="_Toc406504183"/>
       <w:bookmarkStart w:id="37" w:name="_Toc184"/>
       <w:bookmarkStart w:id="38" w:name="_Toc22246"/>
-      <w:bookmarkStart w:id="39" w:name="_Toc226539470"/>
+      <w:bookmarkStart w:id="39" w:name="_Toc228884457"/>
       <w:r>
         <w:rPr>
           <w:rFonts w:ascii="黑体" w:eastAsia="黑体" w:hAnsi="黑体" w:cs="黑体" w:hint="eastAsia"/>
@@ -6494,7 +6764,7 @@
       <w:pPr>
         <w:pStyle w:val="2"/>
       </w:pPr>
-      <w:bookmarkStart w:id="40" w:name="_Toc226539471"/>
+      <w:bookmarkStart w:id="40" w:name="_Toc228884458"/>
       <w:r>
         <w:rPr>
           <w:rFonts w:hint="eastAsia"/>
@@ -6509,7 +6779,23 @@
           <w:sz w:val="36"/>
           <w:szCs w:val="36"/>
         </w:rPr>
-        <w:t>、整体性能核心要求</w:t>
+        <w:t>、整体性</w:t>
+      </w:r>
+      <w:proofErr w:type="gramStart"/>
+      <w:r>
+        <w:rPr>
+          <w:sz w:val="36"/>
+          <w:szCs w:val="36"/>
+        </w:rPr>
+        <w:t>能核心</w:t>
+      </w:r>
+      <w:proofErr w:type="gramEnd"/>
+      <w:r>
+        <w:rPr>
+          <w:sz w:val="36"/>
+          <w:szCs w:val="36"/>
+        </w:rPr>
+        <w:t>要求</w:t>
       </w:r>
       <w:bookmarkEnd w:id="40"/>
     </w:p>
@@ -6912,13 +7198,23 @@
                 <w:rFonts w:asciiTheme="minorHAnsi" w:eastAsiaTheme="minorHAnsi" w:hAnsiTheme="minorHAnsi" w:hint="eastAsia"/>
               </w:rPr>
             </w:pPr>
+            <w:proofErr w:type="gramStart"/>
             <w:r>
               <w:rPr>
                 <w:rFonts w:asciiTheme="minorHAnsi" w:eastAsiaTheme="minorHAnsi" w:hAnsiTheme="minorHAnsi" w:cs="MS Mincho"/>
                 <w:color w:val="000000"/>
                 <w:sz w:val="22"/>
               </w:rPr>
-              <w:t>插件全流程操作（从图片解析到修图指导完成）中，</w:t>
+              <w:t>插件全</w:t>
+            </w:r>
+            <w:proofErr w:type="gramEnd"/>
+            <w:r>
+              <w:rPr>
+                <w:rFonts w:asciiTheme="minorHAnsi" w:eastAsiaTheme="minorHAnsi" w:hAnsiTheme="minorHAnsi" w:cs="MS Mincho"/>
+                <w:color w:val="000000"/>
+                <w:sz w:val="22"/>
+              </w:rPr>
+              <w:t>流程操作（从图片解析到修图指导完成）中，</w:t>
             </w:r>
             <w:r>
               <w:rPr>
@@ -6934,7 +7230,25 @@
                 <w:color w:val="000000"/>
                 <w:sz w:val="22"/>
               </w:rPr>
-              <w:t>界面无响应冻结，任意连续操作步骤间无感知卡顿。</w:t>
+              <w:t>界面无响应冻结，任意连续操作步骤间无</w:t>
+            </w:r>
+            <w:proofErr w:type="gramStart"/>
+            <w:r>
+              <w:rPr>
+                <w:rFonts w:asciiTheme="minorHAnsi" w:eastAsiaTheme="minorHAnsi" w:hAnsiTheme="minorHAnsi" w:cs="MS Mincho"/>
+                <w:color w:val="000000"/>
+                <w:sz w:val="22"/>
+              </w:rPr>
+              <w:t>感知卡顿</w:t>
+            </w:r>
+            <w:proofErr w:type="gramEnd"/>
+            <w:r>
+              <w:rPr>
+                <w:rFonts w:asciiTheme="minorHAnsi" w:eastAsiaTheme="minorHAnsi" w:hAnsiTheme="minorHAnsi" w:cs="MS Mincho"/>
+                <w:color w:val="000000"/>
+                <w:sz w:val="22"/>
+              </w:rPr>
+              <w:t>。</w:t>
             </w:r>
           </w:p>
         </w:tc>
@@ -6983,7 +7297,25 @@
                 <w:color w:val="000000"/>
                 <w:sz w:val="22"/>
               </w:rPr>
-              <w:t>；单张图片修图指导全链路耗时</w:t>
+              <w:t>；单张图片修图</w:t>
+            </w:r>
+            <w:proofErr w:type="gramStart"/>
+            <w:r>
+              <w:rPr>
+                <w:rFonts w:asciiTheme="minorHAnsi" w:eastAsiaTheme="minorHAnsi" w:hAnsiTheme="minorHAnsi" w:cs="MS Mincho"/>
+                <w:color w:val="000000"/>
+                <w:sz w:val="22"/>
+              </w:rPr>
+              <w:t>指导全</w:t>
+            </w:r>
+            <w:proofErr w:type="gramEnd"/>
+            <w:r>
+              <w:rPr>
+                <w:rFonts w:asciiTheme="minorHAnsi" w:eastAsiaTheme="minorHAnsi" w:hAnsiTheme="minorHAnsi" w:cs="MS Mincho"/>
+                <w:color w:val="000000"/>
+                <w:sz w:val="22"/>
+              </w:rPr>
+              <w:t>链路耗时</w:t>
             </w:r>
             <w:r>
               <w:rPr>
@@ -7058,7 +7390,7 @@
           <w:szCs w:val="36"/>
         </w:rPr>
       </w:pPr>
-      <w:bookmarkStart w:id="41" w:name="_Toc226539472"/>
+      <w:bookmarkStart w:id="41" w:name="_Toc228884459"/>
       <w:r>
         <w:rPr>
           <w:rFonts w:hint="eastAsia"/>
@@ -7084,7 +7416,7 @@
           <w:rFonts w:ascii="黑体" w:eastAsia="黑体" w:hAnsi="黑体" w:hint="eastAsia"/>
         </w:rPr>
       </w:pPr>
-      <w:bookmarkStart w:id="42" w:name="_Toc226539473"/>
+      <w:bookmarkStart w:id="42" w:name="_Toc228884460"/>
       <w:r>
         <w:rPr>
           <w:rFonts w:ascii="黑体" w:eastAsia="黑体" w:hAnsi="黑体" w:hint="eastAsia"/>
@@ -7379,7 +7711,25 @@
                 <w:color w:val="000000"/>
                 <w:sz w:val="22"/>
               </w:rPr>
-              <w:t>的图片，插件应弹出提示且不加载，避免内存溢出。</w:t>
+              <w:t>的图片，插件应弹出提示且</w:t>
+            </w:r>
+            <w:proofErr w:type="gramStart"/>
+            <w:r>
+              <w:rPr>
+                <w:rFonts w:ascii="MS Mincho" w:eastAsia="MS Mincho" w:hAnsi="MS Mincho" w:cs="MS Mincho"/>
+                <w:color w:val="000000"/>
+                <w:sz w:val="22"/>
+              </w:rPr>
+              <w:t>不</w:t>
+            </w:r>
+            <w:proofErr w:type="gramEnd"/>
+            <w:r>
+              <w:rPr>
+                <w:rFonts w:ascii="MS Mincho" w:eastAsia="MS Mincho" w:hAnsi="MS Mincho" w:cs="MS Mincho"/>
+                <w:color w:val="000000"/>
+                <w:sz w:val="22"/>
+              </w:rPr>
+              <w:t>加载，避免内存溢出。</w:t>
             </w:r>
           </w:p>
         </w:tc>
@@ -7568,7 +7918,7 @@
           <w:rFonts w:ascii="黑体" w:eastAsia="黑体" w:hAnsi="黑体" w:hint="eastAsia"/>
         </w:rPr>
       </w:pPr>
-      <w:bookmarkStart w:id="43" w:name="_Toc226539474"/>
+      <w:bookmarkStart w:id="43" w:name="_Toc228884461"/>
       <w:r>
         <w:rPr>
           <w:rFonts w:ascii="黑体" w:eastAsia="黑体" w:hAnsi="黑体" w:hint="eastAsia"/>
@@ -7580,7 +7930,21 @@
         <w:rPr>
           <w:rFonts w:ascii="黑体" w:eastAsia="黑体" w:hAnsi="黑体"/>
         </w:rPr>
-        <w:t>.2.2 AI 交互与指令生成模块</w:t>
+        <w:t xml:space="preserve">.2.2 AI </w:t>
+      </w:r>
+      <w:proofErr w:type="gramStart"/>
+      <w:r>
+        <w:rPr>
+          <w:rFonts w:ascii="黑体" w:eastAsia="黑体" w:hAnsi="黑体"/>
+        </w:rPr>
+        <w:t>交互与</w:t>
+      </w:r>
+      <w:proofErr w:type="gramEnd"/>
+      <w:r>
+        <w:rPr>
+          <w:rFonts w:ascii="黑体" w:eastAsia="黑体" w:hAnsi="黑体"/>
+        </w:rPr>
+        <w:t>指令生成模块</w:t>
       </w:r>
       <w:bookmarkEnd w:id="43"/>
     </w:p>
@@ -7815,7 +8179,25 @@
                 <w:color w:val="000000"/>
                 <w:sz w:val="22"/>
               </w:rPr>
-              <w:t>大模型，至收到完整响应的总耗时：在网络带宽</w:t>
+              <w:t>大模型，</w:t>
+            </w:r>
+            <w:proofErr w:type="gramStart"/>
+            <w:r>
+              <w:rPr>
+                <w:rFonts w:asciiTheme="minorHAnsi" w:eastAsiaTheme="minorHAnsi" w:hAnsiTheme="minorHAnsi" w:cs="MS Mincho"/>
+                <w:color w:val="000000"/>
+                <w:sz w:val="22"/>
+              </w:rPr>
+              <w:t>至收到</w:t>
+            </w:r>
+            <w:proofErr w:type="gramEnd"/>
+            <w:r>
+              <w:rPr>
+                <w:rFonts w:asciiTheme="minorHAnsi" w:eastAsiaTheme="minorHAnsi" w:hAnsiTheme="minorHAnsi" w:cs="MS Mincho"/>
+                <w:color w:val="000000"/>
+                <w:sz w:val="22"/>
+              </w:rPr>
+              <w:t>完整响应的总耗时：在网络带宽</w:t>
             </w:r>
             <w:r>
               <w:rPr>
@@ -7890,13 +8272,23 @@
                 <w:rFonts w:asciiTheme="minorHAnsi" w:eastAsiaTheme="minorHAnsi" w:hAnsiTheme="minorHAnsi" w:hint="eastAsia"/>
               </w:rPr>
             </w:pPr>
+            <w:proofErr w:type="gramStart"/>
             <w:r>
               <w:rPr>
                 <w:rFonts w:asciiTheme="minorHAnsi" w:eastAsiaTheme="minorHAnsi" w:hAnsiTheme="minorHAnsi" w:cs="MS Mincho"/>
                 <w:color w:val="000000"/>
                 <w:sz w:val="22"/>
               </w:rPr>
-              <w:t>若网络延迟波动，超时阈值设为</w:t>
+              <w:t>若网络</w:t>
+            </w:r>
+            <w:proofErr w:type="gramEnd"/>
+            <w:r>
+              <w:rPr>
+                <w:rFonts w:asciiTheme="minorHAnsi" w:eastAsiaTheme="minorHAnsi" w:hAnsiTheme="minorHAnsi" w:cs="MS Mincho"/>
+                <w:color w:val="000000"/>
+                <w:sz w:val="22"/>
+              </w:rPr>
+              <w:t>延迟波动，超时阈值设为</w:t>
             </w:r>
             <w:r>
               <w:rPr>
@@ -8122,7 +8514,7 @@
           <w:rFonts w:ascii="黑体" w:eastAsia="黑体" w:hAnsi="黑体" w:hint="eastAsia"/>
         </w:rPr>
       </w:pPr>
-      <w:bookmarkStart w:id="44" w:name="_Toc226539475"/>
+      <w:bookmarkStart w:id="44" w:name="_Toc228884462"/>
       <w:r>
         <w:rPr>
           <w:rFonts w:ascii="黑体" w:eastAsia="黑体" w:hAnsi="黑体" w:hint="eastAsia"/>
@@ -8145,7 +8537,21 @@
         <w:rPr>
           <w:rFonts w:ascii="黑体" w:eastAsia="黑体" w:hAnsi="黑体"/>
         </w:rPr>
-        <w:t xml:space="preserve"> 前端交互与实时预览模块</w:t>
+        <w:t xml:space="preserve"> 前端</w:t>
+      </w:r>
+      <w:proofErr w:type="gramStart"/>
+      <w:r>
+        <w:rPr>
+          <w:rFonts w:ascii="黑体" w:eastAsia="黑体" w:hAnsi="黑体"/>
+        </w:rPr>
+        <w:t>交互与</w:t>
+      </w:r>
+      <w:proofErr w:type="gramEnd"/>
+      <w:r>
+        <w:rPr>
+          <w:rFonts w:ascii="黑体" w:eastAsia="黑体" w:hAnsi="黑体"/>
+        </w:rPr>
+        <w:t>实时预览模块</w:t>
       </w:r>
       <w:bookmarkEnd w:id="44"/>
     </w:p>
@@ -8505,7 +8911,25 @@
                 <w:color w:val="000000"/>
                 <w:sz w:val="22"/>
               </w:rPr>
-              <w:t>步骤高亮引导触发响应时间</w:t>
+              <w:t>步骤高</w:t>
+            </w:r>
+            <w:proofErr w:type="gramStart"/>
+            <w:r>
+              <w:rPr>
+                <w:rFonts w:asciiTheme="minorHAnsi" w:eastAsiaTheme="minorHAnsi" w:hAnsiTheme="minorHAnsi" w:cs="MS Mincho"/>
+                <w:color w:val="000000"/>
+                <w:sz w:val="22"/>
+              </w:rPr>
+              <w:t>亮引导</w:t>
+            </w:r>
+            <w:proofErr w:type="gramEnd"/>
+            <w:r>
+              <w:rPr>
+                <w:rFonts w:asciiTheme="minorHAnsi" w:eastAsiaTheme="minorHAnsi" w:hAnsiTheme="minorHAnsi" w:cs="MS Mincho"/>
+                <w:color w:val="000000"/>
+                <w:sz w:val="22"/>
+              </w:rPr>
+              <w:t>触发响应时间</w:t>
             </w:r>
             <w:r>
               <w:rPr>
@@ -8564,7 +8988,25 @@
                 <w:sz w:val="22"/>
               </w:rPr>
               <w:lastRenderedPageBreak/>
-              <w:t>高亮效果应适应不同屏幕缩放比例（</w:t>
+              <w:t>高</w:t>
+            </w:r>
+            <w:proofErr w:type="gramStart"/>
+            <w:r>
+              <w:rPr>
+                <w:rFonts w:asciiTheme="minorHAnsi" w:eastAsiaTheme="minorHAnsi" w:hAnsiTheme="minorHAnsi" w:cs="MS Mincho"/>
+                <w:color w:val="000000"/>
+                <w:sz w:val="22"/>
+              </w:rPr>
+              <w:t>亮效果</w:t>
+            </w:r>
+            <w:proofErr w:type="gramEnd"/>
+            <w:r>
+              <w:rPr>
+                <w:rFonts w:asciiTheme="minorHAnsi" w:eastAsiaTheme="minorHAnsi" w:hAnsiTheme="minorHAnsi" w:cs="MS Mincho"/>
+                <w:color w:val="000000"/>
+                <w:sz w:val="22"/>
+              </w:rPr>
+              <w:t>应适应不同屏幕缩放比例（</w:t>
             </w:r>
             <w:r>
               <w:rPr>
@@ -8766,7 +9208,7 @@
           <w:rFonts w:ascii="黑体" w:eastAsia="黑体" w:hAnsi="黑体" w:hint="eastAsia"/>
         </w:rPr>
       </w:pPr>
-      <w:bookmarkStart w:id="45" w:name="_Toc226539476"/>
+      <w:bookmarkStart w:id="45" w:name="_Toc228884463"/>
       <w:r>
         <w:rPr>
           <w:rFonts w:ascii="黑体" w:eastAsia="黑体" w:hAnsi="黑体" w:hint="eastAsia"/>
@@ -9002,13 +9444,23 @@
               </w:rPr>
               <w:t xml:space="preserve">≤50 </w:t>
             </w:r>
+            <w:proofErr w:type="gramStart"/>
             <w:r>
               <w:rPr>
                 <w:rFonts w:asciiTheme="minorHAnsi" w:eastAsiaTheme="minorHAnsi" w:hAnsiTheme="minorHAnsi" w:cs="MS Mincho"/>
                 <w:color w:val="000000"/>
                 <w:sz w:val="22"/>
               </w:rPr>
-              <w:t>个）的全量加载耗时</w:t>
+              <w:t>个</w:t>
+            </w:r>
+            <w:proofErr w:type="gramEnd"/>
+            <w:r>
+              <w:rPr>
+                <w:rFonts w:asciiTheme="minorHAnsi" w:eastAsiaTheme="minorHAnsi" w:hAnsiTheme="minorHAnsi" w:cs="MS Mincho"/>
+                <w:color w:val="000000"/>
+                <w:sz w:val="22"/>
+              </w:rPr>
+              <w:t>）的全量加载耗时</w:t>
             </w:r>
             <w:r>
               <w:rPr>
@@ -9191,13 +9643,23 @@
               </w:rPr>
               <w:t>/</w:t>
             </w:r>
+            <w:proofErr w:type="gramStart"/>
             <w:r>
               <w:rPr>
                 <w:rFonts w:asciiTheme="minorHAnsi" w:eastAsiaTheme="minorHAnsi" w:hAnsiTheme="minorHAnsi" w:cs="MS Mincho"/>
                 <w:color w:val="000000"/>
                 <w:sz w:val="22"/>
               </w:rPr>
-              <w:t>个（配方文件</w:t>
+              <w:t>个</w:t>
+            </w:r>
+            <w:proofErr w:type="gramEnd"/>
+            <w:r>
+              <w:rPr>
+                <w:rFonts w:asciiTheme="minorHAnsi" w:eastAsiaTheme="minorHAnsi" w:hAnsiTheme="minorHAnsi" w:cs="MS Mincho"/>
+                <w:color w:val="000000"/>
+                <w:sz w:val="22"/>
+              </w:rPr>
+              <w:t>（配方文件</w:t>
             </w:r>
             <w:r>
               <w:rPr>
@@ -9272,7 +9734,7 @@
           <w:rFonts w:ascii="黑体" w:eastAsia="黑体" w:hAnsi="黑体" w:hint="eastAsia"/>
         </w:rPr>
       </w:pPr>
-      <w:bookmarkStart w:id="46" w:name="_Toc226539477"/>
+      <w:bookmarkStart w:id="46" w:name="_Toc228884464"/>
       <w:r>
         <w:rPr>
           <w:rFonts w:ascii="黑体" w:eastAsia="黑体" w:hAnsi="黑体" w:hint="eastAsia"/>
@@ -9502,7 +9964,25 @@
                 <w:color w:val="000000"/>
                 <w:sz w:val="22"/>
               </w:rPr>
-              <w:t>日志文件读写仅在用户主动导出</w:t>
+              <w:t>日志文件</w:t>
+            </w:r>
+            <w:proofErr w:type="gramStart"/>
+            <w:r>
+              <w:rPr>
+                <w:rFonts w:asciiTheme="minorHAnsi" w:eastAsiaTheme="minorHAnsi" w:hAnsiTheme="minorHAnsi" w:cs="MS Mincho"/>
+                <w:color w:val="000000"/>
+                <w:sz w:val="22"/>
+              </w:rPr>
+              <w:t>读写仅</w:t>
+            </w:r>
+            <w:proofErr w:type="gramEnd"/>
+            <w:r>
+              <w:rPr>
+                <w:rFonts w:asciiTheme="minorHAnsi" w:eastAsiaTheme="minorHAnsi" w:hAnsiTheme="minorHAnsi" w:cs="MS Mincho"/>
+                <w:color w:val="000000"/>
+                <w:sz w:val="22"/>
+              </w:rPr>
+              <w:t>在用户主动导出</w:t>
             </w:r>
             <w:r>
               <w:rPr>
@@ -9624,7 +10104,7 @@
           <w:rFonts w:ascii="黑体" w:eastAsia="黑体" w:hAnsi="黑体" w:cs="黑体" w:hint="eastAsia"/>
         </w:rPr>
       </w:pPr>
-      <w:bookmarkStart w:id="56" w:name="_Toc226539478"/>
+      <w:bookmarkStart w:id="56" w:name="_Toc228884465"/>
       <w:r>
         <w:rPr>
           <w:rFonts w:hint="eastAsia"/>
@@ -9643,7 +10123,7 @@
       <w:pPr>
         <w:pStyle w:val="2"/>
       </w:pPr>
-      <w:bookmarkStart w:id="57" w:name="_Toc226539479"/>
+      <w:bookmarkStart w:id="57" w:name="_Toc228884466"/>
       <w:r>
         <w:rPr>
           <w:rFonts w:hint="eastAsia"/>
@@ -10047,7 +10527,7 @@
           <w:szCs w:val="36"/>
         </w:rPr>
       </w:pPr>
-      <w:bookmarkStart w:id="58" w:name="_Toc226539480"/>
+      <w:bookmarkStart w:id="58" w:name="_Toc228884467"/>
       <w:r>
         <w:rPr>
           <w:rFonts w:ascii="黑体" w:hAnsi="黑体" w:hint="eastAsia"/>
@@ -10540,7 +11020,21 @@
               <w:rPr>
                 <w:rFonts w:ascii="等线" w:eastAsia="等线" w:hAnsi="等线" w:cs="等线"/>
               </w:rPr>
-              <w:t>UI 层将用户对指导的反馈（如请求下一步）传递给核心逻辑层</w:t>
+              <w:t>UI 层将用户对指导的反馈（如请求下一步）传递</w:t>
+            </w:r>
+            <w:proofErr w:type="gramStart"/>
+            <w:r>
+              <w:rPr>
+                <w:rFonts w:ascii="等线" w:eastAsia="等线" w:hAnsi="等线" w:cs="等线"/>
+              </w:rPr>
+              <w:t>给核心</w:t>
+            </w:r>
+            <w:proofErr w:type="gramEnd"/>
+            <w:r>
+              <w:rPr>
+                <w:rFonts w:ascii="等线" w:eastAsia="等线" w:hAnsi="等线" w:cs="等线"/>
+              </w:rPr>
+              <w:t>逻辑层</w:t>
             </w:r>
           </w:p>
         </w:tc>
@@ -10556,7 +11050,7 @@
           <w:szCs w:val="36"/>
         </w:rPr>
       </w:pPr>
-      <w:bookmarkStart w:id="59" w:name="_Toc226539481"/>
+      <w:bookmarkStart w:id="59" w:name="_Toc228884468"/>
       <w:r>
         <w:rPr>
           <w:rFonts w:ascii="黑体" w:hAnsi="黑体" w:hint="eastAsia"/>
@@ -10813,7 +11307,21 @@
               <w:rPr>
                 <w:rFonts w:ascii="等线" w:eastAsia="等线" w:hAnsi="等线" w:hint="eastAsia"/>
               </w:rPr>
-              <w:t>监听 GIMP 主窗口状态变化（图层切换、选区变动、工具切换等），用于动态更新指导的上下文提示。</w:t>
+              <w:t>监听 GIMP 主窗口状态变化（</w:t>
+            </w:r>
+            <w:proofErr w:type="gramStart"/>
+            <w:r>
+              <w:rPr>
+                <w:rFonts w:ascii="等线" w:eastAsia="等线" w:hAnsi="等线" w:hint="eastAsia"/>
+              </w:rPr>
+              <w:t>图层切换</w:t>
+            </w:r>
+            <w:proofErr w:type="gramEnd"/>
+            <w:r>
+              <w:rPr>
+                <w:rFonts w:ascii="等线" w:eastAsia="等线" w:hAnsi="等线" w:hint="eastAsia"/>
+              </w:rPr>
+              <w:t>、选区变动、工具切换等），用于动态更新指导的上下文提示。</w:t>
             </w:r>
           </w:p>
         </w:tc>
@@ -10899,7 +11407,21 @@
               <w:rPr>
                 <w:rFonts w:ascii="等线" w:eastAsia="等线" w:hAnsi="等线" w:hint="eastAsia"/>
               </w:rPr>
-              <w:t>将图像缩略图或诊断结果发送至云端，获取诊断报告或分步指南。</w:t>
+              <w:t>将图像</w:t>
+            </w:r>
+            <w:proofErr w:type="gramStart"/>
+            <w:r>
+              <w:rPr>
+                <w:rFonts w:ascii="等线" w:eastAsia="等线" w:hAnsi="等线" w:hint="eastAsia"/>
+              </w:rPr>
+              <w:t>缩略图</w:t>
+            </w:r>
+            <w:proofErr w:type="gramEnd"/>
+            <w:r>
+              <w:rPr>
+                <w:rFonts w:ascii="等线" w:eastAsia="等线" w:hAnsi="等线" w:hint="eastAsia"/>
+              </w:rPr>
+              <w:t>或诊断结果发送至云端，获取诊断报告或分步指南。</w:t>
             </w:r>
           </w:p>
         </w:tc>
@@ -11009,13 +11531,19 @@
           <w:rFonts w:ascii="黑体" w:eastAsia="黑体" w:hAnsi="黑体" w:cs="黑体" w:hint="eastAsia"/>
         </w:rPr>
       </w:pPr>
-      <w:bookmarkStart w:id="60" w:name="_Toc226539482"/>
+      <w:bookmarkStart w:id="60" w:name="_Toc228884469"/>
       <w:r>
         <w:rPr>
           <w:rFonts w:hint="eastAsia"/>
         </w:rPr>
         <w:lastRenderedPageBreak/>
-        <w:t>6.</w:t>
+        <w:t>5</w:t>
+      </w:r>
+      <w:r>
+        <w:rPr>
+          <w:rFonts w:hint="eastAsia"/>
+        </w:rPr>
+        <w:t>.</w:t>
       </w:r>
       <w:r>
         <w:rPr>
@@ -11033,12 +11561,18 @@
           <w:szCs w:val="36"/>
         </w:rPr>
       </w:pPr>
-      <w:bookmarkStart w:id="61" w:name="_Toc226539483"/>
+      <w:bookmarkStart w:id="61" w:name="_Toc228884470"/>
       <w:r>
         <w:rPr>
           <w:rFonts w:hint="eastAsia"/>
         </w:rPr>
-        <w:t>6.1</w:t>
+        <w:t>5</w:t>
+      </w:r>
+      <w:r>
+        <w:rPr>
+          <w:rFonts w:hint="eastAsia"/>
+        </w:rPr>
+        <w:t>.1</w:t>
       </w:r>
       <w:r>
         <w:rPr>
@@ -11160,8 +11694,17 @@
           <w:rFonts w:asciiTheme="minorHAnsi" w:eastAsiaTheme="minorHAnsi" w:hAnsiTheme="minorHAnsi" w:hint="eastAsia"/>
           <w:sz w:val="24"/>
         </w:rPr>
-        <w:t xml:space="preserve"> AI 交互与</w:t>
-      </w:r>
+        <w:t xml:space="preserve"> AI </w:t>
+      </w:r>
+      <w:proofErr w:type="gramStart"/>
+      <w:r>
+        <w:rPr>
+          <w:rFonts w:asciiTheme="minorHAnsi" w:eastAsiaTheme="minorHAnsi" w:hAnsiTheme="minorHAnsi" w:hint="eastAsia"/>
+          <w:sz w:val="24"/>
+        </w:rPr>
+        <w:t>交互与</w:t>
+      </w:r>
+      <w:proofErr w:type="gramEnd"/>
       <w:r>
         <w:rPr>
           <w:rFonts w:asciiTheme="minorHAnsi" w:eastAsiaTheme="minorHAnsi" w:hAnsiTheme="minorHAnsi" w:cs="微软雅黑" w:hint="eastAsia"/>
@@ -12035,12 +12578,18 @@
           <w:szCs w:val="36"/>
         </w:rPr>
       </w:pPr>
-      <w:bookmarkStart w:id="62" w:name="_Toc226539484"/>
+      <w:bookmarkStart w:id="62" w:name="_Toc228884471"/>
       <w:r>
         <w:rPr>
           <w:rFonts w:hint="eastAsia"/>
         </w:rPr>
-        <w:t xml:space="preserve">6.2 </w:t>
+        <w:t>5</w:t>
+      </w:r>
+      <w:r>
+        <w:rPr>
+          <w:rFonts w:hint="eastAsia"/>
+        </w:rPr>
+        <w:t xml:space="preserve">.2 </w:t>
       </w:r>
       <w:r>
         <w:rPr>
@@ -12074,13 +12623,19 @@
           <w:rFonts w:ascii="黑体" w:eastAsia="黑体" w:hAnsi="黑体" w:hint="eastAsia"/>
         </w:rPr>
       </w:pPr>
-      <w:bookmarkStart w:id="63" w:name="_Toc226539485"/>
+      <w:bookmarkStart w:id="63" w:name="_Toc228884472"/>
       <w:r>
         <w:rPr>
           <w:rFonts w:ascii="黑体" w:eastAsia="黑体" w:hAnsi="黑体" w:hint="eastAsia"/>
         </w:rPr>
         <w:lastRenderedPageBreak/>
-        <w:t>6.2.1</w:t>
+        <w:t>5</w:t>
+      </w:r>
+      <w:r>
+        <w:rPr>
+          <w:rFonts w:ascii="黑体" w:eastAsia="黑体" w:hAnsi="黑体" w:hint="eastAsia"/>
+        </w:rPr>
+        <w:t>.2.1</w:t>
       </w:r>
       <w:r>
         <w:rPr>
@@ -12254,12 +12809,18 @@
           <w:rFonts w:ascii="黑体" w:eastAsia="黑体" w:hAnsi="黑体" w:hint="eastAsia"/>
         </w:rPr>
       </w:pPr>
-      <w:bookmarkStart w:id="64" w:name="_Toc226539486"/>
+      <w:bookmarkStart w:id="64" w:name="_Toc228884473"/>
       <w:r>
         <w:rPr>
           <w:rFonts w:ascii="黑体" w:eastAsia="黑体" w:hAnsi="黑体" w:hint="eastAsia"/>
         </w:rPr>
-        <w:t>6.2.2</w:t>
+        <w:t>5</w:t>
+      </w:r>
+      <w:r>
+        <w:rPr>
+          <w:rFonts w:ascii="黑体" w:eastAsia="黑体" w:hAnsi="黑体" w:hint="eastAsia"/>
+        </w:rPr>
+        <w:t>.2.2</w:t>
       </w:r>
       <w:r>
         <w:rPr>
@@ -12466,7 +13027,15 @@
           <w:rFonts w:asciiTheme="minorHAnsi" w:eastAsiaTheme="minorHAnsi" w:hAnsiTheme="minorHAnsi" w:cs="MS Mincho" w:hint="eastAsia"/>
           <w:sz w:val="24"/>
         </w:rPr>
-        <w:t>基于新建</w:t>
+        <w:t>基于</w:t>
+      </w:r>
+      <w:proofErr w:type="gramStart"/>
+      <w:r>
+        <w:rPr>
+          <w:rFonts w:asciiTheme="minorHAnsi" w:eastAsiaTheme="minorHAnsi" w:hAnsiTheme="minorHAnsi" w:cs="MS Mincho" w:hint="eastAsia"/>
+          <w:sz w:val="24"/>
+        </w:rPr>
+        <w:t>新建</w:t>
       </w:r>
       <w:r>
         <w:rPr>
@@ -12475,6 +13044,7 @@
         </w:rPr>
         <w:t>图层</w:t>
       </w:r>
+      <w:proofErr w:type="gramEnd"/>
       <w:r>
         <w:rPr>
           <w:rFonts w:asciiTheme="minorHAnsi" w:eastAsiaTheme="minorHAnsi" w:hAnsiTheme="minorHAnsi" w:cs="MS Mincho" w:hint="eastAsia"/>
@@ -12511,12 +13081,18 @@
       <w:pPr>
         <w:pStyle w:val="2"/>
       </w:pPr>
-      <w:bookmarkStart w:id="65" w:name="_Toc226539487"/>
+      <w:bookmarkStart w:id="65" w:name="_Toc228884474"/>
       <w:r>
         <w:rPr>
           <w:rFonts w:hint="eastAsia"/>
         </w:rPr>
-        <w:t>6.3</w:t>
+        <w:t>5</w:t>
+      </w:r>
+      <w:r>
+        <w:rPr>
+          <w:rFonts w:hint="eastAsia"/>
+        </w:rPr>
+        <w:t>.3</w:t>
       </w:r>
       <w:r>
         <w:rPr>
@@ -12547,13 +13123,19 @@
       <w:pPr>
         <w:pStyle w:val="3"/>
       </w:pPr>
-      <w:bookmarkStart w:id="66" w:name="_Toc226539488"/>
+      <w:bookmarkStart w:id="66" w:name="_Toc228884475"/>
       <w:r>
         <w:rPr>
           <w:rFonts w:hint="eastAsia"/>
         </w:rPr>
         <w:lastRenderedPageBreak/>
-        <w:t>6.3</w:t>
+        <w:t>5</w:t>
+      </w:r>
+      <w:r>
+        <w:rPr>
+          <w:rFonts w:hint="eastAsia"/>
+        </w:rPr>
+        <w:t>.3</w:t>
       </w:r>
       <w:r>
         <w:t xml:space="preserve">.1 </w:t>
@@ -12611,12 +13193,18 @@
       <w:pPr>
         <w:pStyle w:val="3"/>
       </w:pPr>
-      <w:bookmarkStart w:id="67" w:name="_Toc226539489"/>
+      <w:bookmarkStart w:id="67" w:name="_Toc228884476"/>
       <w:r>
         <w:rPr>
           <w:rFonts w:hint="eastAsia"/>
         </w:rPr>
-        <w:t>6.3</w:t>
+        <w:t>5</w:t>
+      </w:r>
+      <w:r>
+        <w:rPr>
+          <w:rFonts w:hint="eastAsia"/>
+        </w:rPr>
+        <w:t>.3</w:t>
       </w:r>
       <w:r>
         <w:t>.1</w:t>
@@ -12720,7 +13308,43 @@
           <w:sz w:val="24"/>
           <w:szCs w:val="24"/>
         </w:rPr>
-        <w:t>核心逻辑层需实时监听 GIMP 状态（图层/选区），状态同步响应时间 ≤ 300ms。</w:t>
+        <w:t>核心逻辑</w:t>
+      </w:r>
+      <w:proofErr w:type="gramStart"/>
+      <w:r>
+        <w:rPr>
+          <w:rFonts w:hint="eastAsia"/>
+          <w:sz w:val="24"/>
+          <w:szCs w:val="24"/>
+        </w:rPr>
+        <w:t>层需实时</w:t>
+      </w:r>
+      <w:proofErr w:type="gramEnd"/>
+      <w:r>
+        <w:rPr>
+          <w:rFonts w:hint="eastAsia"/>
+          <w:sz w:val="24"/>
+          <w:szCs w:val="24"/>
+        </w:rPr>
+        <w:t>监听 GIMP 状态（</w:t>
+      </w:r>
+      <w:proofErr w:type="gramStart"/>
+      <w:r>
+        <w:rPr>
+          <w:rFonts w:hint="eastAsia"/>
+          <w:sz w:val="24"/>
+          <w:szCs w:val="24"/>
+        </w:rPr>
+        <w:t>图层</w:t>
+      </w:r>
+      <w:proofErr w:type="gramEnd"/>
+      <w:r>
+        <w:rPr>
+          <w:rFonts w:hint="eastAsia"/>
+          <w:sz w:val="24"/>
+          <w:szCs w:val="24"/>
+        </w:rPr>
+        <w:t>/选区），状态同步响应时间 ≤ 300ms。</w:t>
       </w:r>
     </w:p>
     <w:p>
@@ -12738,7 +13362,7 @@
           <w:rFonts w:ascii="黑体" w:eastAsia="黑体" w:hAnsi="黑体" w:cs="黑体" w:hint="eastAsia"/>
         </w:rPr>
       </w:pPr>
-      <w:bookmarkStart w:id="68" w:name="_Toc226539490"/>
+      <w:bookmarkStart w:id="68" w:name="_Toc228884477"/>
       <w:bookmarkEnd w:id="47"/>
       <w:bookmarkEnd w:id="48"/>
       <w:bookmarkEnd w:id="49"/>
@@ -12760,7 +13384,7 @@
       <w:pPr>
         <w:pStyle w:val="2"/>
       </w:pPr>
-      <w:bookmarkStart w:id="69" w:name="_Toc226539491"/>
+      <w:bookmarkStart w:id="69" w:name="_Toc228884478"/>
       <w:r>
         <w:t>A</w:t>
       </w:r>
@@ -13145,11 +13769,19 @@
             <w:pPr>
               <w:jc w:val="center"/>
             </w:pPr>
+            <w:proofErr w:type="gramStart"/>
             <w:r>
               <w:rPr>
                 <w:rFonts w:hint="eastAsia"/>
               </w:rPr>
-              <w:t>唐秦伟、周信杰</w:t>
+              <w:t>唐秦伟</w:t>
+            </w:r>
+            <w:proofErr w:type="gramEnd"/>
+            <w:r>
+              <w:rPr>
+                <w:rFonts w:hint="eastAsia"/>
+              </w:rPr>
+              <w:t>、周信杰</w:t>
             </w:r>
           </w:p>
         </w:tc>
@@ -13472,7 +14104,23 @@
                 <w:rFonts w:ascii="等线" w:eastAsia="等线" w:hAnsi="等线" w:cs="等线"/>
                 <w:color w:val="000000"/>
               </w:rPr>
-              <w:t>能够识别用户当前在GIMP中创建的选区（如用矩形、椭圆、自由选区工具创建的）；AI生成的参数应仅作用于该选区。</w:t>
+              <w:t>能够识别用户当前在GIMP中创建的选区（如用矩形、椭圆、自由选区工具创建的）；AI生成的参数应</w:t>
+            </w:r>
+            <w:proofErr w:type="gramStart"/>
+            <w:r>
+              <w:rPr>
+                <w:rFonts w:ascii="等线" w:eastAsia="等线" w:hAnsi="等线" w:cs="等线"/>
+                <w:color w:val="000000"/>
+              </w:rPr>
+              <w:t>仅作用</w:t>
+            </w:r>
+            <w:proofErr w:type="gramEnd"/>
+            <w:r>
+              <w:rPr>
+                <w:rFonts w:ascii="等线" w:eastAsia="等线" w:hAnsi="等线" w:cs="等线"/>
+                <w:color w:val="000000"/>
+              </w:rPr>
+              <w:t>于该选区。</w:t>
             </w:r>
           </w:p>
           <w:p>
@@ -13572,11 +14220,19 @@
                 <w:rFonts w:ascii="等线" w:eastAsia="等线" w:hAnsi="等线" w:hint="eastAsia"/>
               </w:rPr>
             </w:pPr>
-            <w:r>
-              <w:rPr>
-                <w:rFonts w:ascii="等线" w:eastAsia="等线" w:hAnsi="等线" w:hint="eastAsia"/>
-              </w:rPr>
-              <w:t>实时非破坏性预览</w:t>
+            <w:proofErr w:type="gramStart"/>
+            <w:r>
+              <w:rPr>
+                <w:rFonts w:ascii="等线" w:eastAsia="等线" w:hAnsi="等线" w:hint="eastAsia"/>
+              </w:rPr>
+              <w:t>实时非</w:t>
+            </w:r>
+            <w:proofErr w:type="gramEnd"/>
+            <w:r>
+              <w:rPr>
+                <w:rFonts w:ascii="等线" w:eastAsia="等线" w:hAnsi="等线" w:hint="eastAsia"/>
+              </w:rPr>
+              <w:t>破坏性预览</w:t>
             </w:r>
           </w:p>
         </w:tc>
@@ -13647,7 +14303,25 @@
                 <w:color w:val="000000"/>
                 <w:sz w:val="22"/>
               </w:rPr>
-              <w:t>生成的所有参数应用到该预览图层上，而不是原图。</w:t>
+              <w:t>生成的所有参数应用到该</w:t>
+            </w:r>
+            <w:proofErr w:type="gramStart"/>
+            <w:r>
+              <w:rPr>
+                <w:rFonts w:ascii="宋体" w:hAnsi="宋体" w:cs="宋体"/>
+                <w:color w:val="000000"/>
+                <w:sz w:val="22"/>
+              </w:rPr>
+              <w:t>预览图层上</w:t>
+            </w:r>
+            <w:proofErr w:type="gramEnd"/>
+            <w:r>
+              <w:rPr>
+                <w:rFonts w:ascii="宋体" w:hAnsi="宋体" w:cs="宋体"/>
+                <w:color w:val="000000"/>
+                <w:sz w:val="22"/>
+              </w:rPr>
+              <w:t>，而不是原图。</w:t>
             </w:r>
             <w:r>
               <w:rPr>
@@ -13663,7 +14337,25 @@
                 <w:color w:val="000000"/>
                 <w:sz w:val="22"/>
               </w:rPr>
-              <w:t>用户可以切换预览图层的可见性，直观对比</w:t>
+              <w:t>用户可以切换</w:t>
+            </w:r>
+            <w:proofErr w:type="gramStart"/>
+            <w:r>
+              <w:rPr>
+                <w:rFonts w:ascii="宋体" w:hAnsi="宋体" w:cs="宋体"/>
+                <w:color w:val="000000"/>
+                <w:sz w:val="22"/>
+              </w:rPr>
+              <w:t>预览图层的</w:t>
+            </w:r>
+            <w:proofErr w:type="gramEnd"/>
+            <w:r>
+              <w:rPr>
+                <w:rFonts w:ascii="宋体" w:hAnsi="宋体" w:cs="宋体"/>
+                <w:color w:val="000000"/>
+                <w:sz w:val="22"/>
+              </w:rPr>
+              <w:t>可见性，直观对比</w:t>
             </w:r>
             <w:r>
               <w:rPr>
@@ -13854,7 +14546,23 @@
                 <w:rFonts w:ascii="等线" w:eastAsia="等线" w:hAnsi="等线" w:cs="等线"/>
                 <w:color w:val="000000"/>
               </w:rPr>
-              <w:t>提供“一键应用”按钮，用户满意预览效果后，将预览图层的修改效果合并或复制到原图层，并自动删除预览图层。</w:t>
+              <w:t>提供“一键应用”按钮，用户满意预览效果后，将</w:t>
+            </w:r>
+            <w:proofErr w:type="gramStart"/>
+            <w:r>
+              <w:rPr>
+                <w:rFonts w:ascii="等线" w:eastAsia="等线" w:hAnsi="等线" w:cs="等线"/>
+                <w:color w:val="000000"/>
+              </w:rPr>
+              <w:t>预览图层的</w:t>
+            </w:r>
+            <w:proofErr w:type="gramEnd"/>
+            <w:r>
+              <w:rPr>
+                <w:rFonts w:ascii="等线" w:eastAsia="等线" w:hAnsi="等线" w:cs="等线"/>
+                <w:color w:val="000000"/>
+              </w:rPr>
+              <w:t>修改效果合并或复制到原图层，并自动删除预览图层。</w:t>
             </w:r>
           </w:p>
           <w:p>
@@ -14028,7 +14736,23 @@
                 <w:rFonts w:ascii="等线" w:eastAsia="等线" w:hAnsi="等线" w:cs="等线"/>
                 <w:color w:val="000000"/>
               </w:rPr>
-              <w:t>（Ctrl+Z）或</w:t>
+              <w:t>（</w:t>
+            </w:r>
+            <w:proofErr w:type="spellStart"/>
+            <w:r>
+              <w:rPr>
+                <w:rFonts w:ascii="等线" w:eastAsia="等线" w:hAnsi="等线" w:cs="等线"/>
+                <w:color w:val="000000"/>
+              </w:rPr>
+              <w:t>Ctrl+Z</w:t>
+            </w:r>
+            <w:proofErr w:type="spellEnd"/>
+            <w:r>
+              <w:rPr>
+                <w:rFonts w:ascii="等线" w:eastAsia="等线" w:hAnsi="等线" w:cs="等线"/>
+                <w:color w:val="000000"/>
+              </w:rPr>
+              <w:t>）或</w:t>
             </w:r>
           </w:p>
           <w:p>
@@ -14069,12 +14793,21 @@
                 <w:rFonts w:ascii="等线" w:eastAsia="等线" w:hAnsi="等线" w:cs="等线" w:hint="eastAsia"/>
               </w:rPr>
             </w:pPr>
+            <w:proofErr w:type="gramStart"/>
             <w:r>
               <w:rPr>
                 <w:rFonts w:ascii="等线" w:eastAsia="等线" w:hAnsi="等线" w:cs="等线"/>
                 <w:color w:val="000000"/>
               </w:rPr>
-              <w:t>退最近一次AI修改</w:t>
+              <w:t>退最近</w:t>
+            </w:r>
+            <w:proofErr w:type="gramEnd"/>
+            <w:r>
+              <w:rPr>
+                <w:rFonts w:ascii="等线" w:eastAsia="等线" w:hAnsi="等线" w:cs="等线"/>
+                <w:color w:val="000000"/>
+              </w:rPr>
+              <w:t>一次AI修改</w:t>
             </w:r>
           </w:p>
           <w:p>
@@ -15009,12 +15742,37 @@
                 <w:rFonts w:ascii="等线" w:eastAsia="等线" w:hAnsi="等线" w:cs="等线" w:hint="eastAsia"/>
               </w:rPr>
             </w:pPr>
+            <w:proofErr w:type="gramStart"/>
             <w:r>
               <w:rPr>
                 <w:rFonts w:ascii="等线" w:eastAsia="等线" w:hAnsi="等线" w:cs="等线"/>
                 <w:color w:val="000000"/>
               </w:rPr>
-              <w:t>插件全流程操作（从图片解析到修图指导完成）中，UI 界面无响应冻结，任意连续操作步骤间无感知卡顿。</w:t>
+              <w:t>插件全</w:t>
+            </w:r>
+            <w:proofErr w:type="gramEnd"/>
+            <w:r>
+              <w:rPr>
+                <w:rFonts w:ascii="等线" w:eastAsia="等线" w:hAnsi="等线" w:cs="等线"/>
+                <w:color w:val="000000"/>
+              </w:rPr>
+              <w:t>流程操作（从图片解析到修图指导完成）中，UI 界面无响应冻结，任意连续操作步骤间无</w:t>
+            </w:r>
+            <w:proofErr w:type="gramStart"/>
+            <w:r>
+              <w:rPr>
+                <w:rFonts w:ascii="等线" w:eastAsia="等线" w:hAnsi="等线" w:cs="等线"/>
+                <w:color w:val="000000"/>
+              </w:rPr>
+              <w:t>感知卡顿</w:t>
+            </w:r>
+            <w:proofErr w:type="gramEnd"/>
+            <w:r>
+              <w:rPr>
+                <w:rFonts w:ascii="等线" w:eastAsia="等线" w:hAnsi="等线" w:cs="等线"/>
+                <w:color w:val="000000"/>
+              </w:rPr>
+              <w:t>。</w:t>
             </w:r>
           </w:p>
           <w:p>
@@ -15240,11 +15998,19 @@
                 <w:rFonts w:ascii="等线" w:eastAsia="等线" w:hAnsi="等线" w:hint="eastAsia"/>
               </w:rPr>
             </w:pPr>
-            <w:r>
-              <w:rPr>
-                <w:rFonts w:ascii="等线" w:eastAsia="等线" w:hAnsi="等线" w:hint="eastAsia"/>
-              </w:rPr>
-              <w:t>解析器内存峰值控制</w:t>
+            <w:proofErr w:type="gramStart"/>
+            <w:r>
+              <w:rPr>
+                <w:rFonts w:ascii="等线" w:eastAsia="等线" w:hAnsi="等线" w:hint="eastAsia"/>
+              </w:rPr>
+              <w:t>解析器</w:t>
+            </w:r>
+            <w:proofErr w:type="gramEnd"/>
+            <w:r>
+              <w:rPr>
+                <w:rFonts w:ascii="等线" w:eastAsia="等线" w:hAnsi="等线" w:hint="eastAsia"/>
+              </w:rPr>
+              <w:t>内存峰值控制</w:t>
             </w:r>
           </w:p>
         </w:tc>
@@ -15407,7 +16173,23 @@
                 <w:color w:val="000000"/>
               </w:rPr>
               <w:lastRenderedPageBreak/>
-              <w:t>模型，至收到完整响应的总耗时：在网络带宽≥100Mbps 环境下，≤</w:t>
+              <w:t>模型，</w:t>
+            </w:r>
+            <w:proofErr w:type="gramStart"/>
+            <w:r>
+              <w:rPr>
+                <w:rFonts w:ascii="等线" w:eastAsia="等线" w:hAnsi="等线" w:cs="等线"/>
+                <w:color w:val="000000"/>
+              </w:rPr>
+              <w:t>至收到</w:t>
+            </w:r>
+            <w:proofErr w:type="gramEnd"/>
+            <w:r>
+              <w:rPr>
+                <w:rFonts w:ascii="等线" w:eastAsia="等线" w:hAnsi="等线" w:cs="等线"/>
+                <w:color w:val="000000"/>
+              </w:rPr>
+              <w:t>完整响应的总耗时：在网络带宽≥100Mbps 环境下，≤</w:t>
             </w:r>
             <w:r>
               <w:rPr>
@@ -15666,8 +16448,16 @@
               <w:rPr>
                 <w:rFonts w:ascii="等线" w:eastAsia="等线" w:hAnsi="等线" w:hint="eastAsia"/>
               </w:rPr>
-              <w:t>预览滑块拖动帧率</w:t>
-            </w:r>
+              <w:t>预览滑块</w:t>
+            </w:r>
+            <w:proofErr w:type="gramStart"/>
+            <w:r>
+              <w:rPr>
+                <w:rFonts w:ascii="等线" w:eastAsia="等线" w:hAnsi="等线" w:hint="eastAsia"/>
+              </w:rPr>
+              <w:t>拖动帧率</w:t>
+            </w:r>
+            <w:proofErr w:type="gramEnd"/>
           </w:p>
         </w:tc>
         <w:tc>
@@ -15813,7 +16603,25 @@
                 <w:color w:val="000000"/>
                 <w:sz w:val="20"/>
               </w:rPr>
-              <w:t>步骤高亮引导触发响应时间≤300ms；高亮标识与目标界面元素位置精准匹配。</w:t>
+              <w:t>步骤高</w:t>
+            </w:r>
+            <w:proofErr w:type="gramStart"/>
+            <w:r>
+              <w:rPr>
+                <w:rFonts w:ascii="等线" w:eastAsia="等线" w:hAnsi="等线" w:cs="等线"/>
+                <w:color w:val="000000"/>
+                <w:sz w:val="20"/>
+              </w:rPr>
+              <w:t>亮引导</w:t>
+            </w:r>
+            <w:proofErr w:type="gramEnd"/>
+            <w:r>
+              <w:rPr>
+                <w:rFonts w:ascii="等线" w:eastAsia="等线" w:hAnsi="等线" w:cs="等线"/>
+                <w:color w:val="000000"/>
+                <w:sz w:val="20"/>
+              </w:rPr>
+              <w:t>触发响应时间≤300ms；高亮标识与目标界面元素位置精准匹配。</w:t>
             </w:r>
           </w:p>
           <w:p>
@@ -16059,7 +16867,23 @@
                 <w:rFonts w:ascii="等线" w:eastAsia="等线" w:hAnsi="等线" w:cs="等线"/>
                 <w:color w:val="000000"/>
               </w:rPr>
-              <w:t>内置灵感库预设配方（≤50 个）的全量加载耗时≤3 秒。</w:t>
+              <w:t xml:space="preserve">内置灵感库预设配方（≤50 </w:t>
+            </w:r>
+            <w:proofErr w:type="gramStart"/>
+            <w:r>
+              <w:rPr>
+                <w:rFonts w:ascii="等线" w:eastAsia="等线" w:hAnsi="等线" w:cs="等线"/>
+                <w:color w:val="000000"/>
+              </w:rPr>
+              <w:t>个</w:t>
+            </w:r>
+            <w:proofErr w:type="gramEnd"/>
+            <w:r>
+              <w:rPr>
+                <w:rFonts w:ascii="等线" w:eastAsia="等线" w:hAnsi="等线" w:cs="等线"/>
+                <w:color w:val="000000"/>
+              </w:rPr>
+              <w:t>）的全量加载耗时≤3 秒。</w:t>
             </w:r>
           </w:p>
           <w:p>
@@ -16180,7 +17004,23 @@
                 <w:rFonts w:ascii="等线" w:eastAsia="等线" w:hAnsi="等线" w:cs="等线"/>
                 <w:color w:val="000000"/>
               </w:rPr>
-              <w:t>本地配方文件导出/导入耗时≤2 秒/个（配方文件≤10KB）。</w:t>
+              <w:t>本地配方文件导出/导入耗时≤2 秒/</w:t>
+            </w:r>
+            <w:proofErr w:type="gramStart"/>
+            <w:r>
+              <w:rPr>
+                <w:rFonts w:ascii="等线" w:eastAsia="等线" w:hAnsi="等线" w:cs="等线"/>
+                <w:color w:val="000000"/>
+              </w:rPr>
+              <w:t>个</w:t>
+            </w:r>
+            <w:proofErr w:type="gramEnd"/>
+            <w:r>
+              <w:rPr>
+                <w:rFonts w:ascii="等线" w:eastAsia="等线" w:hAnsi="等线" w:cs="等线"/>
+                <w:color w:val="000000"/>
+              </w:rPr>
+              <w:t>（配方文件≤10KB）。</w:t>
             </w:r>
           </w:p>
           <w:p>
@@ -16301,7 +17141,23 @@
                 <w:rFonts w:ascii="等线" w:eastAsia="等线" w:hAnsi="等线" w:cs="等线"/>
                 <w:color w:val="000000"/>
               </w:rPr>
-              <w:t>配方文件/日志文件读写仅在用户主动导出/导入/保存配置时触发，单次读写耗时≤1 秒。</w:t>
+              <w:t>配方文件/日志文件</w:t>
+            </w:r>
+            <w:proofErr w:type="gramStart"/>
+            <w:r>
+              <w:rPr>
+                <w:rFonts w:ascii="等线" w:eastAsia="等线" w:hAnsi="等线" w:cs="等线"/>
+                <w:color w:val="000000"/>
+              </w:rPr>
+              <w:t>读写仅</w:t>
+            </w:r>
+            <w:proofErr w:type="gramEnd"/>
+            <w:r>
+              <w:rPr>
+                <w:rFonts w:ascii="等线" w:eastAsia="等线" w:hAnsi="等线" w:cs="等线"/>
+                <w:color w:val="000000"/>
+              </w:rPr>
+              <w:t>在用户主动导出/导入/保存配置时触发，单次读写耗时≤1 秒。</w:t>
             </w:r>
           </w:p>
           <w:p>
@@ -17450,7 +18306,21 @@
               <w:rPr>
                 <w:rFonts w:ascii="等线" w:eastAsia="等线" w:hAnsi="等线" w:cs="等线"/>
               </w:rPr>
-              <w:t>UI 层将用户对指导的反馈（如请求下一步）传递给核心逻</w:t>
+              <w:t>UI 层将用户对指导的反馈（如请求下一步）传递</w:t>
+            </w:r>
+            <w:proofErr w:type="gramStart"/>
+            <w:r>
+              <w:rPr>
+                <w:rFonts w:ascii="等线" w:eastAsia="等线" w:hAnsi="等线" w:cs="等线"/>
+              </w:rPr>
+              <w:t>给核心</w:t>
+            </w:r>
+            <w:proofErr w:type="gramEnd"/>
+            <w:r>
+              <w:rPr>
+                <w:rFonts w:ascii="等线" w:eastAsia="等线" w:hAnsi="等线" w:cs="等线"/>
+              </w:rPr>
+              <w:t>逻</w:t>
             </w:r>
             <w:r>
               <w:rPr>
@@ -17701,7 +18571,21 @@
               <w:rPr>
                 <w:rFonts w:ascii="等线" w:eastAsia="等线" w:hAnsi="等线" w:hint="eastAsia"/>
               </w:rPr>
-              <w:t>监听 GIMP 主窗口状态变化（图层切换、选区变动、工具切换等），用于动态更新指导的上下文提示。</w:t>
+              <w:t>监听 GIMP 主窗口状态变化（</w:t>
+            </w:r>
+            <w:proofErr w:type="gramStart"/>
+            <w:r>
+              <w:rPr>
+                <w:rFonts w:ascii="等线" w:eastAsia="等线" w:hAnsi="等线" w:hint="eastAsia"/>
+              </w:rPr>
+              <w:t>图层切换</w:t>
+            </w:r>
+            <w:proofErr w:type="gramEnd"/>
+            <w:r>
+              <w:rPr>
+                <w:rFonts w:ascii="等线" w:eastAsia="等线" w:hAnsi="等线" w:hint="eastAsia"/>
+              </w:rPr>
+              <w:t>、选区变动、工具切换等），用于动态更新指导的上下文提示。</w:t>
             </w:r>
           </w:p>
         </w:tc>
@@ -17832,7 +18716,21 @@
               <w:rPr>
                 <w:rFonts w:ascii="等线" w:eastAsia="等线" w:hAnsi="等线" w:hint="eastAsia"/>
               </w:rPr>
-              <w:t>将图像缩略图或诊断结果发送至云端，获取诊断报告或分步指南。</w:t>
+              <w:t>将图像</w:t>
+            </w:r>
+            <w:proofErr w:type="gramStart"/>
+            <w:r>
+              <w:rPr>
+                <w:rFonts w:ascii="等线" w:eastAsia="等线" w:hAnsi="等线" w:hint="eastAsia"/>
+              </w:rPr>
+              <w:t>缩略图</w:t>
+            </w:r>
+            <w:proofErr w:type="gramEnd"/>
+            <w:r>
+              <w:rPr>
+                <w:rFonts w:ascii="等线" w:eastAsia="等线" w:hAnsi="等线" w:hint="eastAsia"/>
+              </w:rPr>
+              <w:t>或诊断结果发送至云端，获取诊断报告或分步指南。</w:t>
             </w:r>
           </w:p>
         </w:tc>
@@ -18027,7 +18925,7 @@
       <w:pPr>
         <w:pStyle w:val="2"/>
       </w:pPr>
-      <w:bookmarkStart w:id="70" w:name="_Toc226539492"/>
+      <w:bookmarkStart w:id="70" w:name="_Toc228884479"/>
       <w:r>
         <w:lastRenderedPageBreak/>
         <w:t>B</w:t>
@@ -18510,7 +19408,23 @@
                 <w:rFonts w:ascii="宋体" w:hAnsi="宋体" w:cs="宋体"/>
                 <w:sz w:val="24"/>
               </w:rPr>
-              <w:t>通过调整图层、蒙版等方式修改图像，不改变原始像素数据</w:t>
+              <w:t>通过调整图层、</w:t>
+            </w:r>
+            <w:proofErr w:type="gramStart"/>
+            <w:r>
+              <w:rPr>
+                <w:rFonts w:ascii="宋体" w:hAnsi="宋体" w:cs="宋体"/>
+                <w:sz w:val="24"/>
+              </w:rPr>
+              <w:t>蒙版等</w:t>
+            </w:r>
+            <w:proofErr w:type="gramEnd"/>
+            <w:r>
+              <w:rPr>
+                <w:rFonts w:ascii="宋体" w:hAnsi="宋体" w:cs="宋体"/>
+                <w:sz w:val="24"/>
+              </w:rPr>
+              <w:t>方式修改图像，不改变原始像素数据</w:t>
             </w:r>
           </w:p>
         </w:tc>
